--- a/dossier-deets-apprentissage/word/09_Mobilite_internationale_des_apprentis.docx
+++ b/dossier-deets-apprentissage/word/09_Mobilite_internationale_des_apprentis.docx
@@ -8,27 +8,38 @@
       </w:pPr>
       <w:r>
         <w:rPr>
-          <w:rFonts w:ascii="Arial" w:cs="Arial" w:eastAsia="Arial" w:hAnsi="Arial"/>
+          <w:rFonts w:ascii="Montserrat" w:cs="Montserrat" w:eastAsia="Montserrat" w:hAnsi="Montserrat"/>
           <w:b/>
           <w:bCs/>
-          <w:color w:val="1F3A5F"/>
-          <w:sz w:val="36"/>
-          <w:szCs w:val="36"/>
-        </w:rPr>
-        <w:t xml:space="preserve">YEBA FORMATIONS</w:t>
+          <w:color w:val="1B3A6B"/>
+          <w:sz w:val="40"/>
+          <w:szCs w:val="40"/>
+        </w:rPr>
+        <w:t xml:space="preserve">YEBA</w:t>
+      </w:r>
+      <w:r>
+        <w:rPr>
+          <w:rFonts w:ascii="Montserrat" w:cs="Montserrat" w:eastAsia="Montserrat" w:hAnsi="Montserrat"/>
+          <w:b/>
+          <w:bCs/>
+          <w:color w:val="C9AB4C"/>
+          <w:sz w:val="40"/>
+          <w:szCs w:val="40"/>
+        </w:rPr>
+        <w:t xml:space="preserve">  FORMATIONS</w:t>
       </w:r>
     </w:p>
     <w:p>
       <w:pPr>
         <w:pBdr>
-          <w:bottom w:val="single" w:color="C8691C" w:sz="12" w:space="6"/>
+          <w:bottom w:val="single" w:color="C9AB4C" w:sz="12" w:space="6"/>
         </w:pBdr>
         <w:spacing w:after="240"/>
       </w:pPr>
       <w:r>
         <w:rPr>
-          <w:rFonts w:ascii="Arial" w:cs="Arial" w:eastAsia="Arial" w:hAnsi="Arial"/>
-          <w:color w:val="595959"/>
+          <w:rFonts w:ascii="Inter" w:cs="Inter" w:eastAsia="Inter" w:hAnsi="Inter"/>
+          <w:color w:val="4D4D4D"/>
           <w:sz w:val="20"/>
           <w:szCs w:val="20"/>
         </w:rPr>
@@ -41,10 +52,10 @@
       </w:pPr>
       <w:r>
         <w:rPr>
-          <w:rFonts w:ascii="Arial" w:cs="Arial" w:eastAsia="Arial" w:hAnsi="Arial"/>
+          <w:rFonts w:ascii="Montserrat" w:cs="Montserrat" w:eastAsia="Montserrat" w:hAnsi="Montserrat"/>
           <w:b/>
           <w:bCs/>
-          <w:color w:val="C8691C"/>
+          <w:color w:val="4D4D4D"/>
           <w:sz w:val="24"/>
           <w:szCs w:val="24"/>
         </w:rPr>
@@ -57,10 +68,10 @@
       </w:pPr>
       <w:r>
         <w:rPr>
-          <w:rFonts w:ascii="Arial" w:cs="Arial" w:eastAsia="Arial" w:hAnsi="Arial"/>
+          <w:rFonts w:ascii="Montserrat" w:cs="Montserrat" w:eastAsia="Montserrat" w:hAnsi="Montserrat"/>
           <w:b/>
           <w:bCs/>
-          <w:color w:val="1F3A5F"/>
+          <w:color w:val="1B3A6B"/>
           <w:sz w:val="32"/>
           <w:szCs w:val="32"/>
         </w:rPr>
@@ -91,21 +102,21 @@
         <w:tc>
           <w:tcPr>
             <w:tcW w:type="dxa" w:w="2600"/>
-            <w:shd w:fill="1F3A5F" w:color="auto" w:val="clear"/>
-            <w:tcMar>
-              <w:top w:type="dxa" w:w="60"/>
-              <w:left w:type="dxa" w:w="90"/>
-              <w:bottom w:type="dxa" w:w="60"/>
-              <w:right w:type="dxa" w:w="90"/>
-            </w:tcMar>
-          </w:tcPr>
-          <w:p>
-            <w:pPr>
-              <w:spacing w:after="40"/>
-            </w:pPr>
-            <w:r>
-              <w:rPr>
-                <w:rFonts w:ascii="Arial" w:cs="Arial" w:eastAsia="Arial" w:hAnsi="Arial"/>
+            <w:shd w:fill="1B3A6B" w:color="auto" w:val="clear"/>
+            <w:tcMar>
+              <w:top w:type="dxa" w:w="60"/>
+              <w:left w:type="dxa" w:w="90"/>
+              <w:bottom w:type="dxa" w:w="60"/>
+              <w:right w:type="dxa" w:w="90"/>
+            </w:tcMar>
+          </w:tcPr>
+          <w:p>
+            <w:pPr>
+              <w:spacing w:after="40"/>
+            </w:pPr>
+            <w:r>
+              <w:rPr>
+                <w:rFonts w:ascii="Inter" w:cs="Inter" w:eastAsia="Inter" w:hAnsi="Inter"/>
                 <w:b/>
                 <w:bCs/>
                 <w:color w:val="FFFFFF"/>
@@ -117,21 +128,21 @@
         <w:tc>
           <w:tcPr>
             <w:tcW w:type="dxa" w:w="7038"/>
-            <w:shd w:fill="1F3A5F" w:color="auto" w:val="clear"/>
-            <w:tcMar>
-              <w:top w:type="dxa" w:w="60"/>
-              <w:left w:type="dxa" w:w="90"/>
-              <w:bottom w:type="dxa" w:w="60"/>
-              <w:right w:type="dxa" w:w="90"/>
-            </w:tcMar>
-          </w:tcPr>
-          <w:p>
-            <w:pPr>
-              <w:spacing w:after="40"/>
-            </w:pPr>
-            <w:r>
-              <w:rPr>
-                <w:rFonts w:ascii="Arial" w:cs="Arial" w:eastAsia="Arial" w:hAnsi="Arial"/>
+            <w:shd w:fill="1B3A6B" w:color="auto" w:val="clear"/>
+            <w:tcMar>
+              <w:top w:type="dxa" w:w="60"/>
+              <w:left w:type="dxa" w:w="90"/>
+              <w:bottom w:type="dxa" w:w="60"/>
+              <w:right w:type="dxa" w:w="90"/>
+            </w:tcMar>
+          </w:tcPr>
+          <w:p>
+            <w:pPr>
+              <w:spacing w:after="40"/>
+            </w:pPr>
+            <w:r>
+              <w:rPr>
+                <w:rFonts w:ascii="Inter" w:cs="Inter" w:eastAsia="Inter" w:hAnsi="Inter"/>
                 <w:b/>
                 <w:bCs/>
                 <w:color w:val="FFFFFF"/>
@@ -161,7 +172,7 @@
             </w:pPr>
             <w:r>
               <w:rPr>
-                <w:rFonts w:ascii="Arial" w:cs="Arial" w:eastAsia="Arial" w:hAnsi="Arial"/>
+                <w:rFonts w:ascii="Inter" w:cs="Inter" w:eastAsia="Inter" w:hAnsi="Inter"/>
               </w:rPr>
               <w:t xml:space="preserve">Destinataire</w:t>
             </w:r>
@@ -183,7 +194,7 @@
             </w:pPr>
             <w:r>
               <w:rPr>
-                <w:rFonts w:ascii="Arial" w:cs="Arial" w:eastAsia="Arial" w:hAnsi="Arial"/>
+                <w:rFonts w:ascii="Inter" w:cs="Inter" w:eastAsia="Inter" w:hAnsi="Inter"/>
               </w:rPr>
               <w:t xml:space="preserve">DEETS La Réunion — Service de contrôle de la formation professionnelle</w:t>
             </w:r>
@@ -197,21 +208,21 @@
         <w:tc>
           <w:tcPr>
             <w:tcW w:type="dxa" w:w="2600"/>
-            <w:shd w:fill="EAF0F6" w:color="auto" w:val="clear"/>
-            <w:tcMar>
-              <w:top w:type="dxa" w:w="60"/>
-              <w:left w:type="dxa" w:w="90"/>
-              <w:bottom w:type="dxa" w:w="60"/>
-              <w:right w:type="dxa" w:w="90"/>
-            </w:tcMar>
-          </w:tcPr>
-          <w:p>
-            <w:pPr>
-              <w:spacing w:after="40"/>
-            </w:pPr>
-            <w:r>
-              <w:rPr>
-                <w:rFonts w:ascii="Arial" w:cs="Arial" w:eastAsia="Arial" w:hAnsi="Arial"/>
+            <w:shd w:fill="EEF1F6" w:color="auto" w:val="clear"/>
+            <w:tcMar>
+              <w:top w:type="dxa" w:w="60"/>
+              <w:left w:type="dxa" w:w="90"/>
+              <w:bottom w:type="dxa" w:w="60"/>
+              <w:right w:type="dxa" w:w="90"/>
+            </w:tcMar>
+          </w:tcPr>
+          <w:p>
+            <w:pPr>
+              <w:spacing w:after="40"/>
+            </w:pPr>
+            <w:r>
+              <w:rPr>
+                <w:rFonts w:ascii="Inter" w:cs="Inter" w:eastAsia="Inter" w:hAnsi="Inter"/>
               </w:rPr>
               <w:t xml:space="preserve">Référence</w:t>
             </w:r>
@@ -220,21 +231,21 @@
         <w:tc>
           <w:tcPr>
             <w:tcW w:type="dxa" w:w="7038"/>
-            <w:shd w:fill="EAF0F6" w:color="auto" w:val="clear"/>
-            <w:tcMar>
-              <w:top w:type="dxa" w:w="60"/>
-              <w:left w:type="dxa" w:w="90"/>
-              <w:bottom w:type="dxa" w:w="60"/>
-              <w:right w:type="dxa" w:w="90"/>
-            </w:tcMar>
-          </w:tcPr>
-          <w:p>
-            <w:pPr>
-              <w:spacing w:after="40"/>
-            </w:pPr>
-            <w:r>
-              <w:rPr>
-                <w:rFonts w:ascii="Arial" w:cs="Arial" w:eastAsia="Arial" w:hAnsi="Arial"/>
+            <w:shd w:fill="EEF1F6" w:color="auto" w:val="clear"/>
+            <w:tcMar>
+              <w:top w:type="dxa" w:w="60"/>
+              <w:left w:type="dxa" w:w="90"/>
+              <w:bottom w:type="dxa" w:w="60"/>
+              <w:right w:type="dxa" w:w="90"/>
+            </w:tcMar>
+          </w:tcPr>
+          <w:p>
+            <w:pPr>
+              <w:spacing w:after="40"/>
+            </w:pPr>
+            <w:r>
+              <w:rPr>
+                <w:rFonts w:ascii="Inter" w:cs="Inter" w:eastAsia="Inter" w:hAnsi="Inter"/>
               </w:rPr>
               <w:t xml:space="preserve">Courriel de la DEETS du 20 octobre 2026 — instruction au titre de l’article L.6351-5 du Code du travail</w:t>
             </w:r>
@@ -261,7 +272,7 @@
             </w:pPr>
             <w:r>
               <w:rPr>
-                <w:rFonts w:ascii="Arial" w:cs="Arial" w:eastAsia="Arial" w:hAnsi="Arial"/>
+                <w:rFonts w:ascii="Inter" w:cs="Inter" w:eastAsia="Inter" w:hAnsi="Inter"/>
               </w:rPr>
               <w:t xml:space="preserve">Objet de la pièce</w:t>
             </w:r>
@@ -283,7 +294,7 @@
             </w:pPr>
             <w:r>
               <w:rPr>
-                <w:rFonts w:ascii="Arial" w:cs="Arial" w:eastAsia="Arial" w:hAnsi="Arial"/>
+                <w:rFonts w:ascii="Inter" w:cs="Inter" w:eastAsia="Inter" w:hAnsi="Inter"/>
               </w:rPr>
               <w:t xml:space="preserve">Organisation de la mobilité nationale et internationale des apprentis, partenaires sollicités et état des accords.</w:t>
             </w:r>
@@ -297,21 +308,21 @@
         <w:tc>
           <w:tcPr>
             <w:tcW w:type="dxa" w:w="2600"/>
-            <w:shd w:fill="EAF0F6" w:color="auto" w:val="clear"/>
-            <w:tcMar>
-              <w:top w:type="dxa" w:w="60"/>
-              <w:left w:type="dxa" w:w="90"/>
-              <w:bottom w:type="dxa" w:w="60"/>
-              <w:right w:type="dxa" w:w="90"/>
-            </w:tcMar>
-          </w:tcPr>
-          <w:p>
-            <w:pPr>
-              <w:spacing w:after="40"/>
-            </w:pPr>
-            <w:r>
-              <w:rPr>
-                <w:rFonts w:ascii="Arial" w:cs="Arial" w:eastAsia="Arial" w:hAnsi="Arial"/>
+            <w:shd w:fill="EEF1F6" w:color="auto" w:val="clear"/>
+            <w:tcMar>
+              <w:top w:type="dxa" w:w="60"/>
+              <w:left w:type="dxa" w:w="90"/>
+              <w:bottom w:type="dxa" w:w="60"/>
+              <w:right w:type="dxa" w:w="90"/>
+            </w:tcMar>
+          </w:tcPr>
+          <w:p>
+            <w:pPr>
+              <w:spacing w:after="40"/>
+            </w:pPr>
+            <w:r>
+              <w:rPr>
+                <w:rFonts w:ascii="Inter" w:cs="Inter" w:eastAsia="Inter" w:hAnsi="Inter"/>
               </w:rPr>
               <w:t xml:space="preserve">Organisme</w:t>
             </w:r>
@@ -320,23 +331,23 @@
         <w:tc>
           <w:tcPr>
             <w:tcW w:type="dxa" w:w="7038"/>
-            <w:shd w:fill="EAF0F6" w:color="auto" w:val="clear"/>
-            <w:tcMar>
-              <w:top w:type="dxa" w:w="60"/>
-              <w:left w:type="dxa" w:w="90"/>
-              <w:bottom w:type="dxa" w:w="60"/>
-              <w:right w:type="dxa" w:w="90"/>
-            </w:tcMar>
-          </w:tcPr>
-          <w:p>
-            <w:pPr>
-              <w:spacing w:after="40"/>
-            </w:pPr>
-            <w:r>
-              <w:rPr>
-                <w:rFonts w:ascii="Arial" w:cs="Arial" w:eastAsia="Arial" w:hAnsi="Arial"/>
-              </w:rPr>
-              <w:t xml:space="preserve">YEBA FORMATIONS — SIRET 814 622 262 00032 — NDA 04973676397</w:t>
+            <w:shd w:fill="EEF1F6" w:color="auto" w:val="clear"/>
+            <w:tcMar>
+              <w:top w:type="dxa" w:w="60"/>
+              <w:left w:type="dxa" w:w="90"/>
+              <w:bottom w:type="dxa" w:w="60"/>
+              <w:right w:type="dxa" w:w="90"/>
+            </w:tcMar>
+          </w:tcPr>
+          <w:p>
+            <w:pPr>
+              <w:spacing w:after="40"/>
+            </w:pPr>
+            <w:r>
+              <w:rPr>
+                <w:rFonts w:ascii="Inter" w:cs="Inter" w:eastAsia="Inter" w:hAnsi="Inter"/>
+              </w:rPr>
+              <w:t xml:space="preserve">YEBA FORMATIONS — SIRET 814 622 262 00032 — NDA 04973676397 — UAI 9742022E</w:t>
             </w:r>
           </w:p>
         </w:tc>
@@ -361,9 +372,9 @@
             </w:pPr>
             <w:r>
               <w:rPr>
-                <w:rFonts w:ascii="Arial" w:cs="Arial" w:eastAsia="Arial" w:hAnsi="Arial"/>
-              </w:rPr>
-              <w:t xml:space="preserve">Certification Qualiopi</w:t>
+                <w:rFonts w:ascii="Inter" w:cs="Inter" w:eastAsia="Inter" w:hAnsi="Inter"/>
+              </w:rPr>
+              <w:t xml:space="preserve">Lieu de formation</w:t>
             </w:r>
           </w:p>
         </w:tc>
@@ -383,19 +394,9 @@
             </w:pPr>
             <w:r>
               <w:rPr>
-                <w:rFonts w:ascii="Arial" w:cs="Arial" w:eastAsia="Arial" w:hAnsi="Arial"/>
-              </w:rPr>
-              <w:t xml:space="preserve">n° 25FOR02027.1 — </w:t>
-            </w:r>
-            <w:r>
-              <w:rPr>
-                <w:rFonts w:ascii="Arial" w:cs="Arial" w:eastAsia="Arial" w:hAnsi="Arial"/>
-                <w:b/>
-                <w:bCs/>
-                <w:highlight w:val="yellow"/>
-                <w:highlightCs w:val="yellow"/>
-              </w:rPr>
-              <w:t xml:space="preserve">[préciser si la catégorie « actions de formation par apprentissage » est déjà couverte ou en cours d’extension]</w:t>
+                <w:rFonts w:ascii="Inter" w:cs="Inter" w:eastAsia="Inter" w:hAnsi="Inter"/>
+              </w:rPr>
+              <w:t xml:space="preserve">7 rue Henri Cornu, Immeuble Rodrigue 2, Technopole Réunion / Technor, 97490 Sainte-Clotilde (Saint-Denis)</w:t>
             </w:r>
           </w:p>
         </w:tc>
@@ -407,46 +408,46 @@
         <w:tc>
           <w:tcPr>
             <w:tcW w:type="dxa" w:w="2600"/>
-            <w:shd w:fill="EAF0F6" w:color="auto" w:val="clear"/>
-            <w:tcMar>
-              <w:top w:type="dxa" w:w="60"/>
-              <w:left w:type="dxa" w:w="90"/>
-              <w:bottom w:type="dxa" w:w="60"/>
-              <w:right w:type="dxa" w:w="90"/>
-            </w:tcMar>
-          </w:tcPr>
-          <w:p>
-            <w:pPr>
-              <w:spacing w:after="40"/>
-            </w:pPr>
-            <w:r>
-              <w:rPr>
-                <w:rFonts w:ascii="Arial" w:cs="Arial" w:eastAsia="Arial" w:hAnsi="Arial"/>
-              </w:rPr>
-              <w:t xml:space="preserve">Responsable</w:t>
+            <w:shd w:fill="EEF1F6" w:color="auto" w:val="clear"/>
+            <w:tcMar>
+              <w:top w:type="dxa" w:w="60"/>
+              <w:left w:type="dxa" w:w="90"/>
+              <w:bottom w:type="dxa" w:w="60"/>
+              <w:right w:type="dxa" w:w="90"/>
+            </w:tcMar>
+          </w:tcPr>
+          <w:p>
+            <w:pPr>
+              <w:spacing w:after="40"/>
+            </w:pPr>
+            <w:r>
+              <w:rPr>
+                <w:rFonts w:ascii="Inter" w:cs="Inter" w:eastAsia="Inter" w:hAnsi="Inter"/>
+              </w:rPr>
+              <w:t xml:space="preserve">Certification Qualiopi</w:t>
             </w:r>
           </w:p>
         </w:tc>
         <w:tc>
           <w:tcPr>
             <w:tcW w:type="dxa" w:w="7038"/>
-            <w:shd w:fill="EAF0F6" w:color="auto" w:val="clear"/>
-            <w:tcMar>
-              <w:top w:type="dxa" w:w="60"/>
-              <w:left w:type="dxa" w:w="90"/>
-              <w:bottom w:type="dxa" w:w="60"/>
-              <w:right w:type="dxa" w:w="90"/>
-            </w:tcMar>
-          </w:tcPr>
-          <w:p>
-            <w:pPr>
-              <w:spacing w:after="40"/>
-            </w:pPr>
-            <w:r>
-              <w:rPr>
-                <w:rFonts w:ascii="Arial" w:cs="Arial" w:eastAsia="Arial" w:hAnsi="Arial"/>
-              </w:rPr>
-              <w:t xml:space="preserve">Aurélien LUMEKA, Directeur</w:t>
+            <w:shd w:fill="EEF1F6" w:color="auto" w:val="clear"/>
+            <w:tcMar>
+              <w:top w:type="dxa" w:w="60"/>
+              <w:left w:type="dxa" w:w="90"/>
+              <w:bottom w:type="dxa" w:w="60"/>
+              <w:right w:type="dxa" w:w="90"/>
+            </w:tcMar>
+          </w:tcPr>
+          <w:p>
+            <w:pPr>
+              <w:spacing w:after="40"/>
+            </w:pPr>
+            <w:r>
+              <w:rPr>
+                <w:rFonts w:ascii="Inter" w:cs="Inter" w:eastAsia="Inter" w:hAnsi="Inter"/>
+              </w:rPr>
+              <w:t xml:space="preserve">n° 25FOR02027.1 (actions de formation). Extension à la catégorie « actions de formation par apprentissage » engagée : l’audit d’extension sera réalisé dès l’entrée en formation du premier apprenti (courriel de l’organisme certificateur du 14/10/2026).</w:t>
             </w:r>
           </w:p>
         </w:tc>
@@ -471,7 +472,57 @@
             </w:pPr>
             <w:r>
               <w:rPr>
-                <w:rFonts w:ascii="Arial" w:cs="Arial" w:eastAsia="Arial" w:hAnsi="Arial"/>
+                <w:rFonts w:ascii="Inter" w:cs="Inter" w:eastAsia="Inter" w:hAnsi="Inter"/>
+              </w:rPr>
+              <w:t xml:space="preserve">Responsable</w:t>
+            </w:r>
+          </w:p>
+        </w:tc>
+        <w:tc>
+          <w:tcPr>
+            <w:tcW w:type="dxa" w:w="7038"/>
+            <w:tcMar>
+              <w:top w:type="dxa" w:w="60"/>
+              <w:left w:type="dxa" w:w="90"/>
+              <w:bottom w:type="dxa" w:w="60"/>
+              <w:right w:type="dxa" w:w="90"/>
+            </w:tcMar>
+          </w:tcPr>
+          <w:p>
+            <w:pPr>
+              <w:spacing w:after="40"/>
+            </w:pPr>
+            <w:r>
+              <w:rPr>
+                <w:rFonts w:ascii="Inter" w:cs="Inter" w:eastAsia="Inter" w:hAnsi="Inter"/>
+              </w:rPr>
+              <w:t xml:space="preserve">Aurélien LUMEKA, Directeur</w:t>
+            </w:r>
+          </w:p>
+        </w:tc>
+      </w:tr>
+      <w:tr>
+        <w:trPr>
+          <w:cantSplit/>
+        </w:trPr>
+        <w:tc>
+          <w:tcPr>
+            <w:tcW w:type="dxa" w:w="2600"/>
+            <w:shd w:fill="EEF1F6" w:color="auto" w:val="clear"/>
+            <w:tcMar>
+              <w:top w:type="dxa" w:w="60"/>
+              <w:left w:type="dxa" w:w="90"/>
+              <w:bottom w:type="dxa" w:w="60"/>
+              <w:right w:type="dxa" w:w="90"/>
+            </w:tcMar>
+          </w:tcPr>
+          <w:p>
+            <w:pPr>
+              <w:spacing w:after="40"/>
+            </w:pPr>
+            <w:r>
+              <w:rPr>
+                <w:rFonts w:ascii="Inter" w:cs="Inter" w:eastAsia="Inter" w:hAnsi="Inter"/>
               </w:rPr>
               <w:t xml:space="preserve">Version</w:t>
             </w:r>
@@ -480,22 +531,23 @@
         <w:tc>
           <w:tcPr>
             <w:tcW w:type="dxa" w:w="7038"/>
-            <w:tcMar>
-              <w:top w:type="dxa" w:w="60"/>
-              <w:left w:type="dxa" w:w="90"/>
-              <w:bottom w:type="dxa" w:w="60"/>
-              <w:right w:type="dxa" w:w="90"/>
-            </w:tcMar>
-          </w:tcPr>
-          <w:p>
-            <w:pPr>
-              <w:spacing w:after="40"/>
-            </w:pPr>
-            <w:r>
-              <w:rPr>
-                <w:rFonts w:ascii="Arial" w:cs="Arial" w:eastAsia="Arial" w:hAnsi="Arial"/>
-              </w:rPr>
-              <w:t xml:space="preserve">Version 1 du 28/10/2026</w:t>
+            <w:shd w:fill="EEF1F6" w:color="auto" w:val="clear"/>
+            <w:tcMar>
+              <w:top w:type="dxa" w:w="60"/>
+              <w:left w:type="dxa" w:w="90"/>
+              <w:bottom w:type="dxa" w:w="60"/>
+              <w:right w:type="dxa" w:w="90"/>
+            </w:tcMar>
+          </w:tcPr>
+          <w:p>
+            <w:pPr>
+              <w:spacing w:after="40"/>
+            </w:pPr>
+            <w:r>
+              <w:rPr>
+                <w:rFonts w:ascii="Inter" w:cs="Inter" w:eastAsia="Inter" w:hAnsi="Inter"/>
+              </w:rPr>
+              <w:t xml:space="preserve">Version 2 du 28/10/2026</w:t>
             </w:r>
           </w:p>
         </w:tc>
@@ -514,7 +566,7 @@
       </w:pPr>
       <w:r>
         <w:rPr>
-          <w:rFonts w:ascii="Arial" w:cs="Arial" w:eastAsia="Arial" w:hAnsi="Arial"/>
+          <w:rFonts w:ascii="Montserrat" w:cs="Montserrat" w:eastAsia="Montserrat" w:hAnsi="Montserrat"/>
         </w:rPr>
         <w:t xml:space="preserve">1. Engagement</w:t>
       </w:r>
@@ -526,13 +578,13 @@
       </w:pPr>
       <w:r>
         <w:rPr>
-          <w:rFonts w:ascii="Arial" w:cs="Arial" w:eastAsia="Arial" w:hAnsi="Arial"/>
+          <w:rFonts w:ascii="Inter" w:cs="Inter" w:eastAsia="Inter" w:hAnsi="Inter"/>
         </w:rPr>
         <w:t xml:space="preserve">L’article L.6231-2 du Code du travail demande aux CFA d’encourager la mobilité nationale et internationale des apprentis en nommant un personnel dédié, qui peut être un </w:t>
       </w:r>
       <w:r>
         <w:rPr>
-          <w:rFonts w:ascii="Arial" w:cs="Arial" w:eastAsia="Arial" w:hAnsi="Arial"/>
+          <w:rFonts w:ascii="Inter" w:cs="Inter" w:eastAsia="Inter" w:hAnsi="Inter"/>
           <w:b/>
           <w:bCs/>
         </w:rPr>
@@ -540,7 +592,7 @@
       </w:r>
       <w:r>
         <w:rPr>
-          <w:rFonts w:ascii="Arial" w:cs="Arial" w:eastAsia="Arial" w:hAnsi="Arial"/>
+          <w:rFonts w:ascii="Inter" w:cs="Inter" w:eastAsia="Inter" w:hAnsi="Inter"/>
         </w:rPr>
         <w:t xml:space="preserve">. Pour un apprenti réunionnais, la mobilité est à la fois une ouverture et un défi (coût, éloignement, famille). YEBA FORMATIONS en fait une option accompagnée, jamais une obligation.</w:t>
       </w:r>
@@ -569,21 +621,21 @@
         <w:tc>
           <w:tcPr>
             <w:tcW w:type="dxa" w:w="2600"/>
-            <w:shd w:fill="1F3A5F" w:color="auto" w:val="clear"/>
-            <w:tcMar>
-              <w:top w:type="dxa" w:w="60"/>
-              <w:left w:type="dxa" w:w="90"/>
-              <w:bottom w:type="dxa" w:w="60"/>
-              <w:right w:type="dxa" w:w="90"/>
-            </w:tcMar>
-          </w:tcPr>
-          <w:p>
-            <w:pPr>
-              <w:spacing w:after="40"/>
-            </w:pPr>
-            <w:r>
-              <w:rPr>
-                <w:rFonts w:ascii="Arial" w:cs="Arial" w:eastAsia="Arial" w:hAnsi="Arial"/>
+            <w:shd w:fill="1B3A6B" w:color="auto" w:val="clear"/>
+            <w:tcMar>
+              <w:top w:type="dxa" w:w="60"/>
+              <w:left w:type="dxa" w:w="90"/>
+              <w:bottom w:type="dxa" w:w="60"/>
+              <w:right w:type="dxa" w:w="90"/>
+            </w:tcMar>
+          </w:tcPr>
+          <w:p>
+            <w:pPr>
+              <w:spacing w:after="40"/>
+            </w:pPr>
+            <w:r>
+              <w:rPr>
+                <w:rFonts w:ascii="Inter" w:cs="Inter" w:eastAsia="Inter" w:hAnsi="Inter"/>
                 <w:b/>
                 <w:bCs/>
                 <w:color w:val="FFFFFF"/>
@@ -595,21 +647,21 @@
         <w:tc>
           <w:tcPr>
             <w:tcW w:type="dxa" w:w="7038"/>
-            <w:shd w:fill="1F3A5F" w:color="auto" w:val="clear"/>
-            <w:tcMar>
-              <w:top w:type="dxa" w:w="60"/>
-              <w:left w:type="dxa" w:w="90"/>
-              <w:bottom w:type="dxa" w:w="60"/>
-              <w:right w:type="dxa" w:w="90"/>
-            </w:tcMar>
-          </w:tcPr>
-          <w:p>
-            <w:pPr>
-              <w:spacing w:after="40"/>
-            </w:pPr>
-            <w:r>
-              <w:rPr>
-                <w:rFonts w:ascii="Arial" w:cs="Arial" w:eastAsia="Arial" w:hAnsi="Arial"/>
+            <w:shd w:fill="1B3A6B" w:color="auto" w:val="clear"/>
+            <w:tcMar>
+              <w:top w:type="dxa" w:w="60"/>
+              <w:left w:type="dxa" w:w="90"/>
+              <w:bottom w:type="dxa" w:w="60"/>
+              <w:right w:type="dxa" w:w="90"/>
+            </w:tcMar>
+          </w:tcPr>
+          <w:p>
+            <w:pPr>
+              <w:spacing w:after="40"/>
+            </w:pPr>
+            <w:r>
+              <w:rPr>
+                <w:rFonts w:ascii="Inter" w:cs="Inter" w:eastAsia="Inter" w:hAnsi="Inter"/>
                 <w:b/>
                 <w:bCs/>
                 <w:color w:val="FFFFFF"/>
@@ -639,7 +691,7 @@
             </w:pPr>
             <w:r>
               <w:rPr>
-                <w:rFonts w:ascii="Arial" w:cs="Arial" w:eastAsia="Arial" w:hAnsi="Arial"/>
+                <w:rFonts w:ascii="Inter" w:cs="Inter" w:eastAsia="Inter" w:hAnsi="Inter"/>
               </w:rPr>
               <w:t xml:space="preserve">Référent mobilité</w:t>
             </w:r>
@@ -661,13 +713,13 @@
             </w:pPr>
             <w:r>
               <w:rPr>
-                <w:rFonts w:ascii="Arial" w:cs="Arial" w:eastAsia="Arial" w:hAnsi="Arial"/>
+                <w:rFonts w:ascii="Inter" w:cs="Inter" w:eastAsia="Inter" w:hAnsi="Inter"/>
               </w:rPr>
               <w:t xml:space="preserve">Aurélien LUMEKA, Directeur — </w:t>
             </w:r>
             <w:r>
               <w:rPr>
-                <w:rFonts w:ascii="Arial" w:cs="Arial" w:eastAsia="Arial" w:hAnsi="Arial"/>
+                <w:rFonts w:ascii="Inter" w:cs="Inter" w:eastAsia="Inter" w:hAnsi="Inter"/>
                 <w:b/>
                 <w:bCs/>
                 <w:highlight w:val="yellow"/>
@@ -677,7 +729,7 @@
             </w:r>
             <w:r>
               <w:rPr>
-                <w:rFonts w:ascii="Arial" w:cs="Arial" w:eastAsia="Arial" w:hAnsi="Arial"/>
+                <w:rFonts w:ascii="Inter" w:cs="Inter" w:eastAsia="Inter" w:hAnsi="Inter"/>
               </w:rPr>
               <w:t xml:space="preserve"> ; lettre de mission jointe</w:t>
             </w:r>
@@ -691,21 +743,21 @@
         <w:tc>
           <w:tcPr>
             <w:tcW w:type="dxa" w:w="2600"/>
-            <w:shd w:fill="EAF0F6" w:color="auto" w:val="clear"/>
-            <w:tcMar>
-              <w:top w:type="dxa" w:w="60"/>
-              <w:left w:type="dxa" w:w="90"/>
-              <w:bottom w:type="dxa" w:w="60"/>
-              <w:right w:type="dxa" w:w="90"/>
-            </w:tcMar>
-          </w:tcPr>
-          <w:p>
-            <w:pPr>
-              <w:spacing w:after="40"/>
-            </w:pPr>
-            <w:r>
-              <w:rPr>
-                <w:rFonts w:ascii="Arial" w:cs="Arial" w:eastAsia="Arial" w:hAnsi="Arial"/>
+            <w:shd w:fill="EEF1F6" w:color="auto" w:val="clear"/>
+            <w:tcMar>
+              <w:top w:type="dxa" w:w="60"/>
+              <w:left w:type="dxa" w:w="90"/>
+              <w:bottom w:type="dxa" w:w="60"/>
+              <w:right w:type="dxa" w:w="90"/>
+            </w:tcMar>
+          </w:tcPr>
+          <w:p>
+            <w:pPr>
+              <w:spacing w:after="40"/>
+            </w:pPr>
+            <w:r>
+              <w:rPr>
+                <w:rFonts w:ascii="Inter" w:cs="Inter" w:eastAsia="Inter" w:hAnsi="Inter"/>
               </w:rPr>
               <w:t xml:space="preserve">Public</w:t>
             </w:r>
@@ -714,21 +766,21 @@
         <w:tc>
           <w:tcPr>
             <w:tcW w:type="dxa" w:w="7038"/>
-            <w:shd w:fill="EAF0F6" w:color="auto" w:val="clear"/>
-            <w:tcMar>
-              <w:top w:type="dxa" w:w="60"/>
-              <w:left w:type="dxa" w:w="90"/>
-              <w:bottom w:type="dxa" w:w="60"/>
-              <w:right w:type="dxa" w:w="90"/>
-            </w:tcMar>
-          </w:tcPr>
-          <w:p>
-            <w:pPr>
-              <w:spacing w:after="40"/>
-            </w:pPr>
-            <w:r>
-              <w:rPr>
-                <w:rFonts w:ascii="Arial" w:cs="Arial" w:eastAsia="Arial" w:hAnsi="Arial"/>
+            <w:shd w:fill="EEF1F6" w:color="auto" w:val="clear"/>
+            <w:tcMar>
+              <w:top w:type="dxa" w:w="60"/>
+              <w:left w:type="dxa" w:w="90"/>
+              <w:bottom w:type="dxa" w:w="60"/>
+              <w:right w:type="dxa" w:w="90"/>
+            </w:tcMar>
+          </w:tcPr>
+          <w:p>
+            <w:pPr>
+              <w:spacing w:after="40"/>
+            </w:pPr>
+            <w:r>
+              <w:rPr>
+                <w:rFonts w:ascii="Inter" w:cs="Inter" w:eastAsia="Inter" w:hAnsi="Inter"/>
               </w:rPr>
               <w:t xml:space="preserve">Tout apprenti volontaire, avec l’accord de son employeur ; dispositions spécifiques pour les mineurs (autorisation des représentants légaux)</w:t>
             </w:r>
@@ -755,7 +807,7 @@
             </w:pPr>
             <w:r>
               <w:rPr>
-                <w:rFonts w:ascii="Arial" w:cs="Arial" w:eastAsia="Arial" w:hAnsi="Arial"/>
+                <w:rFonts w:ascii="Inter" w:cs="Inter" w:eastAsia="Inter" w:hAnsi="Inter"/>
               </w:rPr>
               <w:t xml:space="preserve">Durée envisagée</w:t>
             </w:r>
@@ -777,7 +829,7 @@
             </w:pPr>
             <w:r>
               <w:rPr>
-                <w:rFonts w:ascii="Arial" w:cs="Arial" w:eastAsia="Arial" w:hAnsi="Arial"/>
+                <w:rFonts w:ascii="Inter" w:cs="Inter" w:eastAsia="Inter" w:hAnsi="Inter"/>
               </w:rPr>
               <w:t xml:space="preserve">Mobilités courtes (2 à 4 semaines) pour la première promotion ; mobilités longues étudiées ensuite</w:t>
             </w:r>
@@ -798,7 +850,7 @@
       </w:pPr>
       <w:r>
         <w:rPr>
-          <w:rFonts w:ascii="Arial" w:cs="Arial" w:eastAsia="Arial" w:hAnsi="Arial"/>
+          <w:rFonts w:ascii="Montserrat" w:cs="Montserrat" w:eastAsia="Montserrat" w:hAnsi="Montserrat"/>
         </w:rPr>
         <w:t xml:space="preserve">2. Dispositifs mobilisables</w:t>
       </w:r>
@@ -828,21 +880,21 @@
         <w:tc>
           <w:tcPr>
             <w:tcW w:type="dxa" w:w="3000"/>
-            <w:shd w:fill="1F3A5F" w:color="auto" w:val="clear"/>
-            <w:tcMar>
-              <w:top w:type="dxa" w:w="60"/>
-              <w:left w:type="dxa" w:w="90"/>
-              <w:bottom w:type="dxa" w:w="60"/>
-              <w:right w:type="dxa" w:w="90"/>
-            </w:tcMar>
-          </w:tcPr>
-          <w:p>
-            <w:pPr>
-              <w:spacing w:after="40"/>
-            </w:pPr>
-            <w:r>
-              <w:rPr>
-                <w:rFonts w:ascii="Arial" w:cs="Arial" w:eastAsia="Arial" w:hAnsi="Arial"/>
+            <w:shd w:fill="1B3A6B" w:color="auto" w:val="clear"/>
+            <w:tcMar>
+              <w:top w:type="dxa" w:w="60"/>
+              <w:left w:type="dxa" w:w="90"/>
+              <w:bottom w:type="dxa" w:w="60"/>
+              <w:right w:type="dxa" w:w="90"/>
+            </w:tcMar>
+          </w:tcPr>
+          <w:p>
+            <w:pPr>
+              <w:spacing w:after="40"/>
+            </w:pPr>
+            <w:r>
+              <w:rPr>
+                <w:rFonts w:ascii="Inter" w:cs="Inter" w:eastAsia="Inter" w:hAnsi="Inter"/>
                 <w:b/>
                 <w:bCs/>
                 <w:color w:val="FFFFFF"/>
@@ -854,21 +906,21 @@
         <w:tc>
           <w:tcPr>
             <w:tcW w:type="dxa" w:w="4400"/>
-            <w:shd w:fill="1F3A5F" w:color="auto" w:val="clear"/>
-            <w:tcMar>
-              <w:top w:type="dxa" w:w="60"/>
-              <w:left w:type="dxa" w:w="90"/>
-              <w:bottom w:type="dxa" w:w="60"/>
-              <w:right w:type="dxa" w:w="90"/>
-            </w:tcMar>
-          </w:tcPr>
-          <w:p>
-            <w:pPr>
-              <w:spacing w:after="40"/>
-            </w:pPr>
-            <w:r>
-              <w:rPr>
-                <w:rFonts w:ascii="Arial" w:cs="Arial" w:eastAsia="Arial" w:hAnsi="Arial"/>
+            <w:shd w:fill="1B3A6B" w:color="auto" w:val="clear"/>
+            <w:tcMar>
+              <w:top w:type="dxa" w:w="60"/>
+              <w:left w:type="dxa" w:w="90"/>
+              <w:bottom w:type="dxa" w:w="60"/>
+              <w:right w:type="dxa" w:w="90"/>
+            </w:tcMar>
+          </w:tcPr>
+          <w:p>
+            <w:pPr>
+              <w:spacing w:after="40"/>
+            </w:pPr>
+            <w:r>
+              <w:rPr>
+                <w:rFonts w:ascii="Inter" w:cs="Inter" w:eastAsia="Inter" w:hAnsi="Inter"/>
                 <w:b/>
                 <w:bCs/>
                 <w:color w:val="FFFFFF"/>
@@ -880,21 +932,21 @@
         <w:tc>
           <w:tcPr>
             <w:tcW w:type="dxa" w:w="2238"/>
-            <w:shd w:fill="1F3A5F" w:color="auto" w:val="clear"/>
-            <w:tcMar>
-              <w:top w:type="dxa" w:w="60"/>
-              <w:left w:type="dxa" w:w="90"/>
-              <w:bottom w:type="dxa" w:w="60"/>
-              <w:right w:type="dxa" w:w="90"/>
-            </w:tcMar>
-          </w:tcPr>
-          <w:p>
-            <w:pPr>
-              <w:spacing w:after="40"/>
-            </w:pPr>
-            <w:r>
-              <w:rPr>
-                <w:rFonts w:ascii="Arial" w:cs="Arial" w:eastAsia="Arial" w:hAnsi="Arial"/>
+            <w:shd w:fill="1B3A6B" w:color="auto" w:val="clear"/>
+            <w:tcMar>
+              <w:top w:type="dxa" w:w="60"/>
+              <w:left w:type="dxa" w:w="90"/>
+              <w:bottom w:type="dxa" w:w="60"/>
+              <w:right w:type="dxa" w:w="90"/>
+            </w:tcMar>
+          </w:tcPr>
+          <w:p>
+            <w:pPr>
+              <w:spacing w:after="40"/>
+            </w:pPr>
+            <w:r>
+              <w:rPr>
+                <w:rFonts w:ascii="Inter" w:cs="Inter" w:eastAsia="Inter" w:hAnsi="Inter"/>
                 <w:b/>
                 <w:bCs/>
                 <w:color w:val="FFFFFF"/>
@@ -924,13 +976,13 @@
             </w:pPr>
             <w:r>
               <w:rPr>
-                <w:rFonts w:ascii="Arial" w:cs="Arial" w:eastAsia="Arial" w:hAnsi="Arial"/>
+                <w:rFonts w:ascii="Inter" w:cs="Inter" w:eastAsia="Inter" w:hAnsi="Inter"/>
               </w:rPr>
               <w:t xml:space="preserve">Programme </w:t>
             </w:r>
             <w:r>
               <w:rPr>
-                <w:rFonts w:ascii="Arial" w:cs="Arial" w:eastAsia="Arial" w:hAnsi="Arial"/>
+                <w:rFonts w:ascii="Inter" w:cs="Inter" w:eastAsia="Inter" w:hAnsi="Inter"/>
                 <w:b/>
                 <w:bCs/>
               </w:rPr>
@@ -938,7 +990,7 @@
             </w:r>
             <w:r>
               <w:rPr>
-                <w:rFonts w:ascii="Arial" w:cs="Arial" w:eastAsia="Arial" w:hAnsi="Arial"/>
+                <w:rFonts w:ascii="Inter" w:cs="Inter" w:eastAsia="Inter" w:hAnsi="Inter"/>
               </w:rPr>
               <w:t xml:space="preserve"> (Agence Erasmus+ France / Éducation Formation)</w:t>
             </w:r>
@@ -960,7 +1012,7 @@
             </w:pPr>
             <w:r>
               <w:rPr>
-                <w:rFonts w:ascii="Arial" w:cs="Arial" w:eastAsia="Arial" w:hAnsi="Arial"/>
+                <w:rFonts w:ascii="Inter" w:cs="Inter" w:eastAsia="Inter" w:hAnsi="Inter"/>
               </w:rPr>
               <w:t xml:space="preserve">Financement de mobilités d’apprentis en Europe ; possibilité d’adhérer à un consortium porté par un acteur régional</w:t>
             </w:r>
@@ -982,7 +1034,7 @@
             </w:pPr>
             <w:r>
               <w:rPr>
-                <w:rFonts w:ascii="Arial" w:cs="Arial" w:eastAsia="Arial" w:hAnsi="Arial"/>
+                <w:rFonts w:ascii="Inter" w:cs="Inter" w:eastAsia="Inter" w:hAnsi="Inter"/>
                 <w:b/>
                 <w:bCs/>
                 <w:highlight w:val="yellow"/>
@@ -1000,21 +1052,21 @@
         <w:tc>
           <w:tcPr>
             <w:tcW w:type="dxa" w:w="3000"/>
-            <w:shd w:fill="EAF0F6" w:color="auto" w:val="clear"/>
-            <w:tcMar>
-              <w:top w:type="dxa" w:w="60"/>
-              <w:left w:type="dxa" w:w="90"/>
-              <w:bottom w:type="dxa" w:w="60"/>
-              <w:right w:type="dxa" w:w="90"/>
-            </w:tcMar>
-          </w:tcPr>
-          <w:p>
-            <w:pPr>
-              <w:spacing w:after="40"/>
-            </w:pPr>
-            <w:r>
-              <w:rPr>
-                <w:rFonts w:ascii="Arial" w:cs="Arial" w:eastAsia="Arial" w:hAnsi="Arial"/>
+            <w:shd w:fill="EEF1F6" w:color="auto" w:val="clear"/>
+            <w:tcMar>
+              <w:top w:type="dxa" w:w="60"/>
+              <w:left w:type="dxa" w:w="90"/>
+              <w:bottom w:type="dxa" w:w="60"/>
+              <w:right w:type="dxa" w:w="90"/>
+            </w:tcMar>
+          </w:tcPr>
+          <w:p>
+            <w:pPr>
+              <w:spacing w:after="40"/>
+            </w:pPr>
+            <w:r>
+              <w:rPr>
+                <w:rFonts w:ascii="Inter" w:cs="Inter" w:eastAsia="Inter" w:hAnsi="Inter"/>
                 <w:b/>
                 <w:bCs/>
               </w:rPr>
@@ -1022,7 +1074,7 @@
             </w:r>
             <w:r>
               <w:rPr>
-                <w:rFonts w:ascii="Arial" w:cs="Arial" w:eastAsia="Arial" w:hAnsi="Arial"/>
+                <w:rFonts w:ascii="Inter" w:cs="Inter" w:eastAsia="Inter" w:hAnsi="Inter"/>
               </w:rPr>
               <w:t xml:space="preserve"> (L’Agence de l’Outre-mer pour la Mobilité)</w:t>
             </w:r>
@@ -1031,21 +1083,21 @@
         <w:tc>
           <w:tcPr>
             <w:tcW w:type="dxa" w:w="4400"/>
-            <w:shd w:fill="EAF0F6" w:color="auto" w:val="clear"/>
-            <w:tcMar>
-              <w:top w:type="dxa" w:w="60"/>
-              <w:left w:type="dxa" w:w="90"/>
-              <w:bottom w:type="dxa" w:w="60"/>
-              <w:right w:type="dxa" w:w="90"/>
-            </w:tcMar>
-          </w:tcPr>
-          <w:p>
-            <w:pPr>
-              <w:spacing w:after="40"/>
-            </w:pPr>
-            <w:r>
-              <w:rPr>
-                <w:rFonts w:ascii="Arial" w:cs="Arial" w:eastAsia="Arial" w:hAnsi="Arial"/>
+            <w:shd w:fill="EEF1F6" w:color="auto" w:val="clear"/>
+            <w:tcMar>
+              <w:top w:type="dxa" w:w="60"/>
+              <w:left w:type="dxa" w:w="90"/>
+              <w:bottom w:type="dxa" w:w="60"/>
+              <w:right w:type="dxa" w:w="90"/>
+            </w:tcMar>
+          </w:tcPr>
+          <w:p>
+            <w:pPr>
+              <w:spacing w:after="40"/>
+            </w:pPr>
+            <w:r>
+              <w:rPr>
+                <w:rFonts w:ascii="Inter" w:cs="Inter" w:eastAsia="Inter" w:hAnsi="Inter"/>
               </w:rPr>
               <w:t xml:space="preserve">Aide à la mobilité des Ultramarins en formation vers l’Hexagone</w:t>
             </w:r>
@@ -1054,21 +1106,21 @@
         <w:tc>
           <w:tcPr>
             <w:tcW w:type="dxa" w:w="2238"/>
-            <w:shd w:fill="EAF0F6" w:color="auto" w:val="clear"/>
-            <w:tcMar>
-              <w:top w:type="dxa" w:w="60"/>
-              <w:left w:type="dxa" w:w="90"/>
-              <w:bottom w:type="dxa" w:w="60"/>
-              <w:right w:type="dxa" w:w="90"/>
-            </w:tcMar>
-          </w:tcPr>
-          <w:p>
-            <w:pPr>
-              <w:spacing w:after="40"/>
-            </w:pPr>
-            <w:r>
-              <w:rPr>
-                <w:rFonts w:ascii="Arial" w:cs="Arial" w:eastAsia="Arial" w:hAnsi="Arial"/>
+            <w:shd w:fill="EEF1F6" w:color="auto" w:val="clear"/>
+            <w:tcMar>
+              <w:top w:type="dxa" w:w="60"/>
+              <w:left w:type="dxa" w:w="90"/>
+              <w:bottom w:type="dxa" w:w="60"/>
+              <w:right w:type="dxa" w:w="90"/>
+            </w:tcMar>
+          </w:tcPr>
+          <w:p>
+            <w:pPr>
+              <w:spacing w:after="40"/>
+            </w:pPr>
+            <w:r>
+              <w:rPr>
+                <w:rFonts w:ascii="Inter" w:cs="Inter" w:eastAsia="Inter" w:hAnsi="Inter"/>
                 <w:b/>
                 <w:bCs/>
                 <w:highlight w:val="yellow"/>
@@ -1099,7 +1151,7 @@
             </w:pPr>
             <w:r>
               <w:rPr>
-                <w:rFonts w:ascii="Arial" w:cs="Arial" w:eastAsia="Arial" w:hAnsi="Arial"/>
+                <w:rFonts w:ascii="Inter" w:cs="Inter" w:eastAsia="Inter" w:hAnsi="Inter"/>
                 <w:b/>
                 <w:bCs/>
               </w:rPr>
@@ -1123,7 +1175,7 @@
             </w:pPr>
             <w:r>
               <w:rPr>
-                <w:rFonts w:ascii="Arial" w:cs="Arial" w:eastAsia="Arial" w:hAnsi="Arial"/>
+                <w:rFonts w:ascii="Inter" w:cs="Inter" w:eastAsia="Inter" w:hAnsi="Inter"/>
               </w:rPr>
               <w:t xml:space="preserve">Dispositifs régionaux d’aide à la mobilité des jeunes</w:t>
             </w:r>
@@ -1145,7 +1197,7 @@
             </w:pPr>
             <w:r>
               <w:rPr>
-                <w:rFonts w:ascii="Arial" w:cs="Arial" w:eastAsia="Arial" w:hAnsi="Arial"/>
+                <w:rFonts w:ascii="Inter" w:cs="Inter" w:eastAsia="Inter" w:hAnsi="Inter"/>
                 <w:b/>
                 <w:bCs/>
                 <w:highlight w:val="yellow"/>
@@ -1163,21 +1215,21 @@
         <w:tc>
           <w:tcPr>
             <w:tcW w:type="dxa" w:w="3000"/>
-            <w:shd w:fill="EAF0F6" w:color="auto" w:val="clear"/>
-            <w:tcMar>
-              <w:top w:type="dxa" w:w="60"/>
-              <w:left w:type="dxa" w:w="90"/>
-              <w:bottom w:type="dxa" w:w="60"/>
-              <w:right w:type="dxa" w:w="90"/>
-            </w:tcMar>
-          </w:tcPr>
-          <w:p>
-            <w:pPr>
-              <w:spacing w:after="40"/>
-            </w:pPr>
-            <w:r>
-              <w:rPr>
-                <w:rFonts w:ascii="Arial" w:cs="Arial" w:eastAsia="Arial" w:hAnsi="Arial"/>
+            <w:shd w:fill="EEF1F6" w:color="auto" w:val="clear"/>
+            <w:tcMar>
+              <w:top w:type="dxa" w:w="60"/>
+              <w:left w:type="dxa" w:w="90"/>
+              <w:bottom w:type="dxa" w:w="60"/>
+              <w:right w:type="dxa" w:w="90"/>
+            </w:tcMar>
+          </w:tcPr>
+          <w:p>
+            <w:pPr>
+              <w:spacing w:after="40"/>
+            </w:pPr>
+            <w:r>
+              <w:rPr>
+                <w:rFonts w:ascii="Inter" w:cs="Inter" w:eastAsia="Inter" w:hAnsi="Inter"/>
               </w:rPr>
               <w:t xml:space="preserve">Coopération régionale océan Indien</w:t>
             </w:r>
@@ -1186,21 +1238,21 @@
         <w:tc>
           <w:tcPr>
             <w:tcW w:type="dxa" w:w="4400"/>
-            <w:shd w:fill="EAF0F6" w:color="auto" w:val="clear"/>
-            <w:tcMar>
-              <w:top w:type="dxa" w:w="60"/>
-              <w:left w:type="dxa" w:w="90"/>
-              <w:bottom w:type="dxa" w:w="60"/>
-              <w:right w:type="dxa" w:w="90"/>
-            </w:tcMar>
-          </w:tcPr>
-          <w:p>
-            <w:pPr>
-              <w:spacing w:after="40"/>
-            </w:pPr>
-            <w:r>
-              <w:rPr>
-                <w:rFonts w:ascii="Arial" w:cs="Arial" w:eastAsia="Arial" w:hAnsi="Arial"/>
+            <w:shd w:fill="EEF1F6" w:color="auto" w:val="clear"/>
+            <w:tcMar>
+              <w:top w:type="dxa" w:w="60"/>
+              <w:left w:type="dxa" w:w="90"/>
+              <w:bottom w:type="dxa" w:w="60"/>
+              <w:right w:type="dxa" w:w="90"/>
+            </w:tcMar>
+          </w:tcPr>
+          <w:p>
+            <w:pPr>
+              <w:spacing w:after="40"/>
+            </w:pPr>
+            <w:r>
+              <w:rPr>
+                <w:rFonts w:ascii="Inter" w:cs="Inter" w:eastAsia="Inter" w:hAnsi="Inter"/>
               </w:rPr>
               <w:t xml:space="preserve">Échanges avec Maurice, Madagascar, les Seychelles, dans le cadre des programmes de coopération (Interreg océan Indien)</w:t>
             </w:r>
@@ -1209,21 +1261,21 @@
         <w:tc>
           <w:tcPr>
             <w:tcW w:type="dxa" w:w="2238"/>
-            <w:shd w:fill="EAF0F6" w:color="auto" w:val="clear"/>
-            <w:tcMar>
-              <w:top w:type="dxa" w:w="60"/>
-              <w:left w:type="dxa" w:w="90"/>
-              <w:bottom w:type="dxa" w:w="60"/>
-              <w:right w:type="dxa" w:w="90"/>
-            </w:tcMar>
-          </w:tcPr>
-          <w:p>
-            <w:pPr>
-              <w:spacing w:after="40"/>
-            </w:pPr>
-            <w:r>
-              <w:rPr>
-                <w:rFonts w:ascii="Arial" w:cs="Arial" w:eastAsia="Arial" w:hAnsi="Arial"/>
+            <w:shd w:fill="EEF1F6" w:color="auto" w:val="clear"/>
+            <w:tcMar>
+              <w:top w:type="dxa" w:w="60"/>
+              <w:left w:type="dxa" w:w="90"/>
+              <w:bottom w:type="dxa" w:w="60"/>
+              <w:right w:type="dxa" w:w="90"/>
+            </w:tcMar>
+          </w:tcPr>
+          <w:p>
+            <w:pPr>
+              <w:spacing w:after="40"/>
+            </w:pPr>
+            <w:r>
+              <w:rPr>
+                <w:rFonts w:ascii="Inter" w:cs="Inter" w:eastAsia="Inter" w:hAnsi="Inter"/>
                 <w:b/>
                 <w:bCs/>
                 <w:highlight w:val="yellow"/>
@@ -1254,7 +1306,7 @@
             </w:pPr>
             <w:r>
               <w:rPr>
-                <w:rFonts w:ascii="Arial" w:cs="Arial" w:eastAsia="Arial" w:hAnsi="Arial"/>
+                <w:rFonts w:ascii="Inter" w:cs="Inter" w:eastAsia="Inter" w:hAnsi="Inter"/>
               </w:rPr>
               <w:t xml:space="preserve">Mobilité nationale</w:t>
             </w:r>
@@ -1276,7 +1328,7 @@
             </w:pPr>
             <w:r>
               <w:rPr>
-                <w:rFonts w:ascii="Arial" w:cs="Arial" w:eastAsia="Arial" w:hAnsi="Arial"/>
+                <w:rFonts w:ascii="Inter" w:cs="Inter" w:eastAsia="Inter" w:hAnsi="Inter"/>
               </w:rPr>
               <w:t xml:space="preserve">Stages ou séjours d’étude dans une entreprise ou un CFA partenaire de l’Hexagone</w:t>
             </w:r>
@@ -1298,7 +1350,7 @@
             </w:pPr>
             <w:r>
               <w:rPr>
-                <w:rFonts w:ascii="Arial" w:cs="Arial" w:eastAsia="Arial" w:hAnsi="Arial"/>
+                <w:rFonts w:ascii="Inter" w:cs="Inter" w:eastAsia="Inter" w:hAnsi="Inter"/>
                 <w:b/>
                 <w:bCs/>
                 <w:highlight w:val="yellow"/>
@@ -1323,7 +1375,7 @@
       </w:pPr>
       <w:r>
         <w:rPr>
-          <w:rFonts w:ascii="Arial" w:cs="Arial" w:eastAsia="Arial" w:hAnsi="Arial"/>
+          <w:rFonts w:ascii="Montserrat" w:cs="Montserrat" w:eastAsia="Montserrat" w:hAnsi="Montserrat"/>
         </w:rPr>
         <w:t xml:space="preserve">3. Organisation d’une mobilité</w:t>
       </w:r>
@@ -1339,7 +1391,7 @@
       </w:pPr>
       <w:r>
         <w:rPr>
-          <w:rFonts w:ascii="Arial" w:cs="Arial" w:eastAsia="Arial" w:hAnsi="Arial"/>
+          <w:rFonts w:ascii="Inter" w:cs="Inter" w:eastAsia="Inter" w:hAnsi="Inter"/>
         </w:rPr>
         <w:t xml:space="preserve">Information de tous les apprentis dès l’intégration et lors d’une réunion annuelle dédiée.</w:t>
       </w:r>
@@ -1355,7 +1407,7 @@
       </w:pPr>
       <w:r>
         <w:rPr>
-          <w:rFonts w:ascii="Arial" w:cs="Arial" w:eastAsia="Arial" w:hAnsi="Arial"/>
+          <w:rFonts w:ascii="Inter" w:cs="Inter" w:eastAsia="Inter" w:hAnsi="Inter"/>
         </w:rPr>
         <w:t xml:space="preserve">Recueil des souhaits, accord de l’employeur, autorisation parentale pour les mineurs.</w:t>
       </w:r>
@@ -1371,7 +1423,7 @@
       </w:pPr>
       <w:r>
         <w:rPr>
-          <w:rFonts w:ascii="Arial" w:cs="Arial" w:eastAsia="Arial" w:hAnsi="Arial"/>
+          <w:rFonts w:ascii="Inter" w:cs="Inter" w:eastAsia="Inter" w:hAnsi="Inter"/>
         </w:rPr>
         <w:t xml:space="preserve">Montage : choix de l’organisme d’accueil, contrat pédagogique, financement, assurance, logement, transport.</w:t>
       </w:r>
@@ -1387,7 +1439,7 @@
       </w:pPr>
       <w:r>
         <w:rPr>
-          <w:rFonts w:ascii="Arial" w:cs="Arial" w:eastAsia="Arial" w:hAnsi="Arial"/>
+          <w:rFonts w:ascii="Inter" w:cs="Inter" w:eastAsia="Inter" w:hAnsi="Inter"/>
         </w:rPr>
         <w:t xml:space="preserve">Préparation au départ : culturelle, linguistique, sécurité.</w:t>
       </w:r>
@@ -1403,7 +1455,7 @@
       </w:pPr>
       <w:r>
         <w:rPr>
-          <w:rFonts w:ascii="Arial" w:cs="Arial" w:eastAsia="Arial" w:hAnsi="Arial"/>
+          <w:rFonts w:ascii="Inter" w:cs="Inter" w:eastAsia="Inter" w:hAnsi="Inter"/>
         </w:rPr>
         <w:t xml:space="preserve">Suivi pendant le séjour par le référent mobilité (contact hebdomadaire).</w:t>
       </w:r>
@@ -1419,7 +1471,7 @@
       </w:pPr>
       <w:r>
         <w:rPr>
-          <w:rFonts w:ascii="Arial" w:cs="Arial" w:eastAsia="Arial" w:hAnsi="Arial"/>
+          <w:rFonts w:ascii="Inter" w:cs="Inter" w:eastAsia="Inter" w:hAnsi="Inter"/>
         </w:rPr>
         <w:t xml:space="preserve">Valorisation au retour : attestation (par exemple Europass Mobilité), restitution devant la promotion, prise en compte des compétences acquises dans l’évaluation lorsque le référentiel le permet.</w:t>
       </w:r>
@@ -1431,13 +1483,13 @@
       </w:pPr>
       <w:r>
         <w:rPr>
-          <w:rFonts w:ascii="Arial" w:cs="Arial" w:eastAsia="Arial" w:hAnsi="Arial"/>
+          <w:rFonts w:ascii="Inter" w:cs="Inter" w:eastAsia="Inter" w:hAnsi="Inter"/>
         </w:rPr>
         <w:t xml:space="preserve">Le Code du travail prévoit des règles particulières pour la mobilité à l’étranger d’un apprenti, notamment la possibilité de mise à disposition ou de mise en veille du contrat (</w:t>
       </w:r>
       <w:r>
         <w:rPr>
-          <w:rFonts w:ascii="Arial" w:cs="Arial" w:eastAsia="Arial" w:hAnsi="Arial"/>
+          <w:rFonts w:ascii="Inter" w:cs="Inter" w:eastAsia="Inter" w:hAnsi="Inter"/>
           <w:b/>
           <w:bCs/>
           <w:highlight w:val="yellow"/>
@@ -1447,7 +1499,7 @@
       </w:r>
       <w:r>
         <w:rPr>
-          <w:rFonts w:ascii="Arial" w:cs="Arial" w:eastAsia="Arial" w:hAnsi="Arial"/>
+          <w:rFonts w:ascii="Inter" w:cs="Inter" w:eastAsia="Inter" w:hAnsi="Inter"/>
         </w:rPr>
         <w:t xml:space="preserve">).</w:t>
       </w:r>
@@ -1460,7 +1512,7 @@
       </w:pPr>
       <w:r>
         <w:rPr>
-          <w:rFonts w:ascii="Arial" w:cs="Arial" w:eastAsia="Arial" w:hAnsi="Arial"/>
+          <w:rFonts w:ascii="Montserrat" w:cs="Montserrat" w:eastAsia="Montserrat" w:hAnsi="Montserrat"/>
         </w:rPr>
         <w:t xml:space="preserve">4. Accords signés à ce jour</w:t>
       </w:r>
@@ -1470,7 +1522,7 @@
         <w:tblW w:type="dxa" w:w="9638"/>
         <w:tblBorders>
           <w:top w:val="none" w:color="FFFFFF" w:sz="0"/>
-          <w:left w:val="single" w:color="C8691C" w:sz="12"/>
+          <w:left w:val="single" w:color="C9AB4C" w:sz="12"/>
           <w:bottom w:val="none" w:color="FFFFFF" w:sz="0"/>
           <w:right w:val="none" w:color="FFFFFF" w:sz="0"/>
           <w:insideH w:val="none" w:color="FFFFFF" w:sz="0"/>
@@ -1484,7 +1536,7 @@
         <w:tc>
           <w:tcPr>
             <w:tcW w:type="dxa" w:w="9638"/>
-            <w:shd w:fill="FFF4E5" w:color="auto" w:val="clear"/>
+            <w:shd w:fill="F7F1DF" w:color="auto" w:val="clear"/>
             <w:tcMar>
               <w:top w:type="dxa" w:w="100"/>
               <w:left w:type="dxa" w:w="160"/>
@@ -1498,10 +1550,10 @@
             </w:pPr>
             <w:r>
               <w:rPr>
-                <w:rFonts w:ascii="Arial" w:cs="Arial" w:eastAsia="Arial" w:hAnsi="Arial"/>
+                <w:rFonts w:ascii="Montserrat" w:cs="Montserrat" w:eastAsia="Montserrat" w:hAnsi="Montserrat"/>
                 <w:b/>
                 <w:bCs/>
-                <w:color w:val="C8691C"/>
+                <w:color w:val="1B3A6B"/>
               </w:rPr>
               <w:t xml:space="preserve">Situation à la date du dossier</w:t>
             </w:r>
@@ -1512,35 +1564,17 @@
             </w:pPr>
             <w:r>
               <w:rPr>
-                <w:rFonts w:ascii="Arial" w:cs="Arial" w:eastAsia="Arial" w:hAnsi="Arial"/>
+                <w:rFonts w:ascii="Inter" w:cs="Inter" w:eastAsia="Inter" w:hAnsi="Inter"/>
                 <w:b/>
                 <w:bCs/>
-                <w:highlight w:val="yellow"/>
-                <w:highlightCs w:val="yellow"/>
-              </w:rPr>
-              <w:t xml:space="preserve">[Aucun accord n’est signé à ce jour : les démarches ci-dessus sont prévues selon le calendrier suivant…]</w:t>
-            </w:r>
-            <w:r>
-              <w:rPr>
-                <w:rFonts w:ascii="Arial" w:cs="Arial" w:eastAsia="Arial" w:hAnsi="Arial"/>
-              </w:rPr>
-              <w:t xml:space="preserve"> — ou — </w:t>
-            </w:r>
-            <w:r>
-              <w:rPr>
-                <w:rFonts w:ascii="Arial" w:cs="Arial" w:eastAsia="Arial" w:hAnsi="Arial"/>
-                <w:b/>
-                <w:bCs/>
-                <w:highlight w:val="yellow"/>
-                <w:highlightCs w:val="yellow"/>
-              </w:rPr>
-              <w:t xml:space="preserve">[liste des accords signés, joints en annexe]</w:t>
-            </w:r>
-            <w:r>
-              <w:rPr>
-                <w:rFonts w:ascii="Arial" w:cs="Arial" w:eastAsia="Arial" w:hAnsi="Arial"/>
-              </w:rPr>
-              <w:t xml:space="preserve">.</w:t>
+              </w:rPr>
+              <w:t xml:space="preserve">Aucun accord n’est signé à ce jour.</w:t>
+            </w:r>
+            <w:r>
+              <w:rPr>
+                <w:rFonts w:ascii="Inter" w:cs="Inter" w:eastAsia="Inter" w:hAnsi="Inter"/>
+              </w:rPr>
+              <w:t xml:space="preserve"> YEBA FORMATIONS ouvre l’apprentissage en mars 2027 avec une première promotion de contrats de 12 mois : les mobilités seront proposées à partir de la deuxième promotion.</w:t>
             </w:r>
           </w:p>
           <w:p>
@@ -1549,9 +1583,9 @@
             </w:pPr>
             <w:r>
               <w:rPr>
-                <w:rFonts w:ascii="Arial" w:cs="Arial" w:eastAsia="Arial" w:hAnsi="Arial"/>
-              </w:rPr>
-              <w:t xml:space="preserve">Il est préférable d’indiquer clairement l’absence d’accord et un calendrier crédible plutôt que de présenter des contacts comme des partenariats.</w:t>
+                <w:rFonts w:ascii="Inter" w:cs="Inter" w:eastAsia="Inter" w:hAnsi="Inter"/>
+              </w:rPr>
+              <w:t xml:space="preserve">Calendrier : prise de contact avec l’Agence Erasmus+ France / Éducation Formation et LADOM au premier semestre 2027 ; étude d’une adhésion à un consortium Erasmus+ régional en 2027-2028.</w:t>
             </w:r>
           </w:p>
         </w:tc>
@@ -1567,7 +1601,7 @@
         <w:tblW w:type="dxa" w:w="9638"/>
         <w:tblBorders>
           <w:top w:val="none" w:color="FFFFFF" w:sz="0"/>
-          <w:left w:val="single" w:color="1F3A5F" w:sz="12"/>
+          <w:left w:val="single" w:color="1B3A6B" w:sz="12"/>
           <w:bottom w:val="none" w:color="FFFFFF" w:sz="0"/>
           <w:right w:val="none" w:color="FFFFFF" w:sz="0"/>
           <w:insideH w:val="none" w:color="FFFFFF" w:sz="0"/>
@@ -1581,7 +1615,7 @@
         <w:tc>
           <w:tcPr>
             <w:tcW w:type="dxa" w:w="9638"/>
-            <w:shd w:fill="EAF0F6" w:color="auto" w:val="clear"/>
+            <w:shd w:fill="EEF1F6" w:color="auto" w:val="clear"/>
             <w:tcMar>
               <w:top w:type="dxa" w:w="100"/>
               <w:left w:type="dxa" w:w="160"/>
@@ -1595,10 +1629,10 @@
             </w:pPr>
             <w:r>
               <w:rPr>
-                <w:rFonts w:ascii="Arial" w:cs="Arial" w:eastAsia="Arial" w:hAnsi="Arial"/>
+                <w:rFonts w:ascii="Montserrat" w:cs="Montserrat" w:eastAsia="Montserrat" w:hAnsi="Montserrat"/>
                 <w:b/>
                 <w:bCs/>
-                <w:color w:val="1F3A5F"/>
+                <w:color w:val="1B3A6B"/>
               </w:rPr>
               <w:t xml:space="preserve">Conformité RGPD / IA Act</w:t>
             </w:r>
@@ -1609,7 +1643,7 @@
             </w:pPr>
             <w:r>
               <w:rPr>
-                <w:rFonts w:ascii="Arial" w:cs="Arial" w:eastAsia="Arial" w:hAnsi="Arial"/>
+                <w:rFonts w:ascii="Inter" w:cs="Inter" w:eastAsia="Inter" w:hAnsi="Inter"/>
                 <w:b/>
                 <w:bCs/>
               </w:rPr>
@@ -1617,13 +1651,13 @@
             </w:r>
             <w:r>
               <w:rPr>
-                <w:rFonts w:ascii="Arial" w:cs="Arial" w:eastAsia="Arial" w:hAnsi="Arial"/>
+                <w:rFonts w:ascii="Inter" w:cs="Inter" w:eastAsia="Inter" w:hAnsi="Inter"/>
               </w:rPr>
               <w:t xml:space="preserve"> — La transmission de données d’un apprenti à un organisme d’accueil hors Union européenne (par exemple Maurice, Madagascar) constitue un </w:t>
             </w:r>
             <w:r>
               <w:rPr>
-                <w:rFonts w:ascii="Arial" w:cs="Arial" w:eastAsia="Arial" w:hAnsi="Arial"/>
+                <w:rFonts w:ascii="Inter" w:cs="Inter" w:eastAsia="Inter" w:hAnsi="Inter"/>
                 <w:b/>
                 <w:bCs/>
               </w:rPr>
@@ -1631,7 +1665,7 @@
             </w:r>
             <w:r>
               <w:rPr>
-                <w:rFonts w:ascii="Arial" w:cs="Arial" w:eastAsia="Arial" w:hAnsi="Arial"/>
+                <w:rFonts w:ascii="Inter" w:cs="Inter" w:eastAsia="Inter" w:hAnsi="Inter"/>
               </w:rPr>
               <w:t xml:space="preserve"> : il doit être encadré (information de l’apprenti, garanties appropriées, minimisation des données transmises).</w:t>
             </w:r>
@@ -1656,41 +1690,39 @@
       </w:pPr>
       <w:r>
         <w:rPr>
-          <w:rFonts w:ascii="Arial" w:cs="Arial" w:eastAsia="Arial" w:hAnsi="Arial"/>
-        </w:rPr>
-        <w:t xml:space="preserve">Fait à </w:t>
-      </w:r>
-      <w:r>
-        <w:rPr>
-          <w:rFonts w:ascii="Arial" w:cs="Arial" w:eastAsia="Arial" w:hAnsi="Arial"/>
+          <w:rFonts w:ascii="Inter" w:cs="Inter" w:eastAsia="Inter" w:hAnsi="Inter"/>
+        </w:rPr>
+        <w:t xml:space="preserve">Fait à Saint-Denis, le </w:t>
+      </w:r>
+      <w:r>
+        <w:rPr>
+          <w:rFonts w:ascii="Inter" w:cs="Inter" w:eastAsia="Inter" w:hAnsi="Inter"/>
           <w:b/>
           <w:bCs/>
           <w:highlight w:val="yellow"/>
           <w:highlightCs w:val="yellow"/>
         </w:rPr>
-        <w:t xml:space="preserve">[commune]</w:t>
-      </w:r>
-      <w:r>
-        <w:rPr>
-          <w:rFonts w:ascii="Arial" w:cs="Arial" w:eastAsia="Arial" w:hAnsi="Arial"/>
-        </w:rPr>
-        <w:t xml:space="preserve">, le </w:t>
-      </w:r>
-      <w:r>
-        <w:rPr>
-          <w:rFonts w:ascii="Arial" w:cs="Arial" w:eastAsia="Arial" w:hAnsi="Arial"/>
+        <w:t xml:space="preserve">[date d’envoi]</w:t>
+      </w:r>
+      <w:r>
+        <w:rPr>
+          <w:rFonts w:ascii="Inter" w:cs="Inter" w:eastAsia="Inter" w:hAnsi="Inter"/>
+        </w:rPr>
+        <w:t xml:space="preserve">.</w:t>
+      </w:r>
+    </w:p>
+    <w:p>
+      <w:pPr>
+        <w:spacing w:after="120" w:line="288"/>
+        <w:jc w:val="left"/>
+      </w:pPr>
+      <w:r>
+        <w:rPr>
+          <w:rFonts w:ascii="Inter" w:cs="Inter" w:eastAsia="Inter" w:hAnsi="Inter"/>
           <w:b/>
           <w:bCs/>
-          <w:highlight w:val="yellow"/>
-          <w:highlightCs w:val="yellow"/>
-        </w:rPr>
-        <w:t xml:space="preserve">[date d’envoi]</w:t>
-      </w:r>
-      <w:r>
-        <w:rPr>
-          <w:rFonts w:ascii="Arial" w:cs="Arial" w:eastAsia="Arial" w:hAnsi="Arial"/>
-        </w:rPr>
-        <w:t xml:space="preserve">.</w:t>
+        </w:rPr>
+        <w:t xml:space="preserve">Aurélien LUMEKA, Directeur de YEBA FORMATIONS</w:t>
       </w:r>
     </w:p>
     <w:p>
@@ -1700,21 +1732,7 @@
       </w:pPr>
       <w:r>
         <w:rPr>
-          <w:rFonts w:ascii="Arial" w:cs="Arial" w:eastAsia="Arial" w:hAnsi="Arial"/>
-          <w:b/>
-          <w:bCs/>
-        </w:rPr>
-        <w:t xml:space="preserve">Aurélien LUMEKA, Directeur de YEBA FORMATIONS</w:t>
-      </w:r>
-    </w:p>
-    <w:p>
-      <w:pPr>
-        <w:spacing w:after="120" w:line="288"/>
-        <w:jc w:val="left"/>
-      </w:pPr>
-      <w:r>
-        <w:rPr>
-          <w:rFonts w:ascii="Arial" w:cs="Arial" w:eastAsia="Arial" w:hAnsi="Arial"/>
+          <w:rFonts w:ascii="Inter" w:cs="Inter" w:eastAsia="Inter" w:hAnsi="Inter"/>
         </w:rPr>
         <w:t xml:space="preserve">Signature et cachet :</w:t>
       </w:r>
@@ -1780,8 +1798,8 @@
     </w:pPr>
     <w:r>
       <w:rPr>
-        <w:rFonts w:ascii="Arial" w:cs="Arial" w:eastAsia="Arial" w:hAnsi="Arial"/>
-        <w:color w:val="595959"/>
+        <w:rFonts w:ascii="Inter" w:cs="Inter" w:eastAsia="Inter" w:hAnsi="Inter"/>
+        <w:color w:val="4D4D4D"/>
         <w:sz w:val="16"/>
         <w:szCs w:val="16"/>
       </w:rPr>
@@ -1789,8 +1807,8 @@
     </w:r>
     <w:r>
       <w:rPr>
-        <w:rFonts w:ascii="Arial" w:cs="Arial" w:eastAsia="Arial" w:hAnsi="Arial"/>
-        <w:color w:val="595959"/>
+        <w:rFonts w:ascii="Inter" w:cs="Inter" w:eastAsia="Inter" w:hAnsi="Inter"/>
+        <w:color w:val="4D4D4D"/>
         <w:sz w:val="16"/>
         <w:szCs w:val="16"/>
       </w:rPr>
@@ -1801,8 +1819,8 @@
     </w:r>
     <w:r>
       <w:rPr>
-        <w:rFonts w:ascii="Arial" w:cs="Arial" w:eastAsia="Arial" w:hAnsi="Arial"/>
-        <w:color w:val="595959"/>
+        <w:rFonts w:ascii="Inter" w:cs="Inter" w:eastAsia="Inter" w:hAnsi="Inter"/>
+        <w:color w:val="4D4D4D"/>
         <w:sz w:val="16"/>
         <w:szCs w:val="16"/>
       </w:rPr>
@@ -1810,8 +1828,8 @@
     </w:r>
     <w:r>
       <w:rPr>
-        <w:rFonts w:ascii="Arial" w:cs="Arial" w:eastAsia="Arial" w:hAnsi="Arial"/>
-        <w:color w:val="595959"/>
+        <w:rFonts w:ascii="Inter" w:cs="Inter" w:eastAsia="Inter" w:hAnsi="Inter"/>
+        <w:color w:val="4D4D4D"/>
         <w:sz w:val="16"/>
         <w:szCs w:val="16"/>
       </w:rPr>
@@ -1869,8 +1887,8 @@
     </w:pPr>
     <w:r>
       <w:rPr>
-        <w:rFonts w:ascii="Arial" w:cs="Arial" w:eastAsia="Arial" w:hAnsi="Arial"/>
-        <w:color w:val="595959"/>
+        <w:rFonts w:ascii="Inter" w:cs="Inter" w:eastAsia="Inter" w:hAnsi="Inter"/>
+        <w:color w:val="4D4D4D"/>
         <w:sz w:val="16"/>
         <w:szCs w:val="16"/>
       </w:rPr>
@@ -2019,7 +2037,8 @@
   <w:docDefaults>
     <w:rPrDefault>
       <w:rPr>
-        <w:rFonts w:ascii="Arial" w:cs="Arial" w:eastAsia="Arial" w:hAnsi="Arial"/>
+        <w:rFonts w:ascii="Inter" w:cs="Inter" w:eastAsia="Inter" w:hAnsi="Inter"/>
+        <w:color w:val="121212"/>
         <w:sz w:val="22"/>
         <w:szCs w:val="22"/>
       </w:rPr>
@@ -2203,13 +2222,16 @@
     <w:next w:val="Normal"/>
     <w:qFormat/>
     <w:pPr>
+      <w:pBdr>
+        <w:bottom w:val="single" w:color="C9AB4C" w:sz="8" w:space="4"/>
+      </w:pBdr>
       <w:outlineLvl w:val="0"/>
     </w:pPr>
     <w:rPr>
-      <w:rFonts w:ascii="Arial" w:cs="Arial" w:eastAsia="Arial" w:hAnsi="Arial"/>
+      <w:rFonts w:ascii="Montserrat" w:cs="Montserrat" w:eastAsia="Montserrat" w:hAnsi="Montserrat"/>
       <w:b/>
       <w:bCs/>
-      <w:color w:val="1F3A5F"/>
+      <w:color w:val="1B3A6B"/>
       <w:sz w:val="28"/>
       <w:szCs w:val="28"/>
     </w:rPr>
@@ -2223,10 +2245,10 @@
       <w:outlineLvl w:val="1"/>
     </w:pPr>
     <w:rPr>
-      <w:rFonts w:ascii="Arial" w:cs="Arial" w:eastAsia="Arial" w:hAnsi="Arial"/>
+      <w:rFonts w:ascii="Montserrat" w:cs="Montserrat" w:eastAsia="Montserrat" w:hAnsi="Montserrat"/>
       <w:b/>
       <w:bCs/>
-      <w:color w:val="C8691C"/>
+      <w:color w:val="1B3A6B"/>
       <w:sz w:val="24"/>
       <w:szCs w:val="24"/>
     </w:rPr>

--- a/dossier-deets-apprentissage/word/09_Mobilite_internationale_des_apprentis.docx
+++ b/dossier-deets-apprentissage/word/09_Mobilite_internationale_des_apprentis.docx
@@ -113,6 +113,7 @@
           <w:p>
             <w:pPr>
               <w:spacing w:after="40"/>
+              <w:jc w:val="left"/>
             </w:pPr>
             <w:r>
               <w:rPr>
@@ -139,6 +140,7 @@
           <w:p>
             <w:pPr>
               <w:spacing w:after="40"/>
+              <w:jc w:val="left"/>
             </w:pPr>
             <w:r>
               <w:rPr>
@@ -169,6 +171,7 @@
           <w:p>
             <w:pPr>
               <w:spacing w:after="40"/>
+              <w:jc w:val="left"/>
             </w:pPr>
             <w:r>
               <w:rPr>
@@ -191,6 +194,7 @@
           <w:p>
             <w:pPr>
               <w:spacing w:after="40"/>
+              <w:jc w:val="left"/>
             </w:pPr>
             <w:r>
               <w:rPr>
@@ -219,6 +223,7 @@
           <w:p>
             <w:pPr>
               <w:spacing w:after="40"/>
+              <w:jc w:val="left"/>
             </w:pPr>
             <w:r>
               <w:rPr>
@@ -242,6 +247,7 @@
           <w:p>
             <w:pPr>
               <w:spacing w:after="40"/>
+              <w:jc w:val="left"/>
             </w:pPr>
             <w:r>
               <w:rPr>
@@ -269,6 +275,7 @@
           <w:p>
             <w:pPr>
               <w:spacing w:after="40"/>
+              <w:jc w:val="left"/>
             </w:pPr>
             <w:r>
               <w:rPr>
@@ -291,6 +298,7 @@
           <w:p>
             <w:pPr>
               <w:spacing w:after="40"/>
+              <w:jc w:val="left"/>
             </w:pPr>
             <w:r>
               <w:rPr>
@@ -319,6 +327,7 @@
           <w:p>
             <w:pPr>
               <w:spacing w:after="40"/>
+              <w:jc w:val="left"/>
             </w:pPr>
             <w:r>
               <w:rPr>
@@ -342,6 +351,7 @@
           <w:p>
             <w:pPr>
               <w:spacing w:after="40"/>
+              <w:jc w:val="left"/>
             </w:pPr>
             <w:r>
               <w:rPr>
@@ -369,6 +379,7 @@
           <w:p>
             <w:pPr>
               <w:spacing w:after="40"/>
+              <w:jc w:val="left"/>
             </w:pPr>
             <w:r>
               <w:rPr>
@@ -391,6 +402,7 @@
           <w:p>
             <w:pPr>
               <w:spacing w:after="40"/>
+              <w:jc w:val="left"/>
             </w:pPr>
             <w:r>
               <w:rPr>
@@ -419,6 +431,7 @@
           <w:p>
             <w:pPr>
               <w:spacing w:after="40"/>
+              <w:jc w:val="left"/>
             </w:pPr>
             <w:r>
               <w:rPr>
@@ -442,6 +455,7 @@
           <w:p>
             <w:pPr>
               <w:spacing w:after="40"/>
+              <w:jc w:val="both"/>
             </w:pPr>
             <w:r>
               <w:rPr>
@@ -469,6 +483,7 @@
           <w:p>
             <w:pPr>
               <w:spacing w:after="40"/>
+              <w:jc w:val="left"/>
             </w:pPr>
             <w:r>
               <w:rPr>
@@ -491,6 +506,7 @@
           <w:p>
             <w:pPr>
               <w:spacing w:after="40"/>
+              <w:jc w:val="left"/>
             </w:pPr>
             <w:r>
               <w:rPr>
@@ -519,6 +535,7 @@
           <w:p>
             <w:pPr>
               <w:spacing w:after="40"/>
+              <w:jc w:val="left"/>
             </w:pPr>
             <w:r>
               <w:rPr>
@@ -542,6 +559,7 @@
           <w:p>
             <w:pPr>
               <w:spacing w:after="40"/>
+              <w:jc w:val="left"/>
             </w:pPr>
             <w:r>
               <w:rPr>
@@ -632,6 +650,7 @@
           <w:p>
             <w:pPr>
               <w:spacing w:after="40"/>
+              <w:jc w:val="left"/>
             </w:pPr>
             <w:r>
               <w:rPr>
@@ -658,6 +677,7 @@
           <w:p>
             <w:pPr>
               <w:spacing w:after="40"/>
+              <w:jc w:val="left"/>
             </w:pPr>
             <w:r>
               <w:rPr>
@@ -688,6 +708,7 @@
           <w:p>
             <w:pPr>
               <w:spacing w:after="40"/>
+              <w:jc w:val="left"/>
             </w:pPr>
             <w:r>
               <w:rPr>
@@ -710,6 +731,7 @@
           <w:p>
             <w:pPr>
               <w:spacing w:after="40"/>
+              <w:jc w:val="left"/>
             </w:pPr>
             <w:r>
               <w:rPr>
@@ -754,6 +776,7 @@
           <w:p>
             <w:pPr>
               <w:spacing w:after="40"/>
+              <w:jc w:val="left"/>
             </w:pPr>
             <w:r>
               <w:rPr>
@@ -777,6 +800,7 @@
           <w:p>
             <w:pPr>
               <w:spacing w:after="40"/>
+              <w:jc w:val="left"/>
             </w:pPr>
             <w:r>
               <w:rPr>
@@ -804,6 +828,7 @@
           <w:p>
             <w:pPr>
               <w:spacing w:after="40"/>
+              <w:jc w:val="left"/>
             </w:pPr>
             <w:r>
               <w:rPr>
@@ -826,6 +851,7 @@
           <w:p>
             <w:pPr>
               <w:spacing w:after="40"/>
+              <w:jc w:val="left"/>
             </w:pPr>
             <w:r>
               <w:rPr>
@@ -891,6 +917,7 @@
           <w:p>
             <w:pPr>
               <w:spacing w:after="40"/>
+              <w:jc w:val="left"/>
             </w:pPr>
             <w:r>
               <w:rPr>
@@ -917,6 +944,7 @@
           <w:p>
             <w:pPr>
               <w:spacing w:after="40"/>
+              <w:jc w:val="left"/>
             </w:pPr>
             <w:r>
               <w:rPr>
@@ -943,6 +971,7 @@
           <w:p>
             <w:pPr>
               <w:spacing w:after="40"/>
+              <w:jc w:val="left"/>
             </w:pPr>
             <w:r>
               <w:rPr>
@@ -973,6 +1002,7 @@
           <w:p>
             <w:pPr>
               <w:spacing w:after="40"/>
+              <w:jc w:val="left"/>
             </w:pPr>
             <w:r>
               <w:rPr>
@@ -1009,6 +1039,7 @@
           <w:p>
             <w:pPr>
               <w:spacing w:after="40"/>
+              <w:jc w:val="left"/>
             </w:pPr>
             <w:r>
               <w:rPr>
@@ -1031,6 +1062,7 @@
           <w:p>
             <w:pPr>
               <w:spacing w:after="40"/>
+              <w:jc w:val="left"/>
             </w:pPr>
             <w:r>
               <w:rPr>
@@ -1063,6 +1095,7 @@
           <w:p>
             <w:pPr>
               <w:spacing w:after="40"/>
+              <w:jc w:val="left"/>
             </w:pPr>
             <w:r>
               <w:rPr>
@@ -1094,6 +1127,7 @@
           <w:p>
             <w:pPr>
               <w:spacing w:after="40"/>
+              <w:jc w:val="left"/>
             </w:pPr>
             <w:r>
               <w:rPr>
@@ -1117,6 +1151,7 @@
           <w:p>
             <w:pPr>
               <w:spacing w:after="40"/>
+              <w:jc w:val="left"/>
             </w:pPr>
             <w:r>
               <w:rPr>
@@ -1148,6 +1183,7 @@
           <w:p>
             <w:pPr>
               <w:spacing w:after="40"/>
+              <w:jc w:val="left"/>
             </w:pPr>
             <w:r>
               <w:rPr>
@@ -1172,6 +1208,7 @@
           <w:p>
             <w:pPr>
               <w:spacing w:after="40"/>
+              <w:jc w:val="left"/>
             </w:pPr>
             <w:r>
               <w:rPr>
@@ -1194,6 +1231,7 @@
           <w:p>
             <w:pPr>
               <w:spacing w:after="40"/>
+              <w:jc w:val="left"/>
             </w:pPr>
             <w:r>
               <w:rPr>
@@ -1226,6 +1264,7 @@
           <w:p>
             <w:pPr>
               <w:spacing w:after="40"/>
+              <w:jc w:val="left"/>
             </w:pPr>
             <w:r>
               <w:rPr>
@@ -1249,6 +1288,7 @@
           <w:p>
             <w:pPr>
               <w:spacing w:after="40"/>
+              <w:jc w:val="left"/>
             </w:pPr>
             <w:r>
               <w:rPr>
@@ -1272,6 +1312,7 @@
           <w:p>
             <w:pPr>
               <w:spacing w:after="40"/>
+              <w:jc w:val="left"/>
             </w:pPr>
             <w:r>
               <w:rPr>
@@ -1303,6 +1344,7 @@
           <w:p>
             <w:pPr>
               <w:spacing w:after="40"/>
+              <w:jc w:val="left"/>
             </w:pPr>
             <w:r>
               <w:rPr>
@@ -1325,6 +1367,7 @@
           <w:p>
             <w:pPr>
               <w:spacing w:after="40"/>
+              <w:jc w:val="left"/>
             </w:pPr>
             <w:r>
               <w:rPr>
@@ -1347,6 +1390,7 @@
           <w:p>
             <w:pPr>
               <w:spacing w:after="40"/>
+              <w:jc w:val="left"/>
             </w:pPr>
             <w:r>
               <w:rPr>
@@ -1388,6 +1432,7 @@
           <w:numId w:val="2"/>
         </w:numPr>
         <w:spacing w:after="60" w:line="276"/>
+        <w:jc w:val="both"/>
       </w:pPr>
       <w:r>
         <w:rPr>
@@ -1404,6 +1449,7 @@
           <w:numId w:val="2"/>
         </w:numPr>
         <w:spacing w:after="60" w:line="276"/>
+        <w:jc w:val="both"/>
       </w:pPr>
       <w:r>
         <w:rPr>
@@ -1420,6 +1466,7 @@
           <w:numId w:val="2"/>
         </w:numPr>
         <w:spacing w:after="60" w:line="276"/>
+        <w:jc w:val="both"/>
       </w:pPr>
       <w:r>
         <w:rPr>
@@ -1436,6 +1483,7 @@
           <w:numId w:val="2"/>
         </w:numPr>
         <w:spacing w:after="60" w:line="276"/>
+        <w:jc w:val="both"/>
       </w:pPr>
       <w:r>
         <w:rPr>
@@ -1452,6 +1500,7 @@
           <w:numId w:val="2"/>
         </w:numPr>
         <w:spacing w:after="60" w:line="276"/>
+        <w:jc w:val="both"/>
       </w:pPr>
       <w:r>
         <w:rPr>
@@ -1468,6 +1517,7 @@
           <w:numId w:val="2"/>
         </w:numPr>
         <w:spacing w:after="60" w:line="276"/>
+        <w:jc w:val="both"/>
       </w:pPr>
       <w:r>
         <w:rPr>
@@ -1561,6 +1611,7 @@
           <w:p>
             <w:pPr>
               <w:spacing w:after="50"/>
+              <w:jc w:val="both"/>
             </w:pPr>
             <w:r>
               <w:rPr>
@@ -1580,6 +1631,7 @@
           <w:p>
             <w:pPr>
               <w:spacing w:after="50"/>
+              <w:jc w:val="both"/>
             </w:pPr>
             <w:r>
               <w:rPr>
@@ -1640,6 +1692,7 @@
           <w:p>
             <w:pPr>
               <w:spacing w:after="50"/>
+              <w:jc w:val="both"/>
             </w:pPr>
             <w:r>
               <w:rPr>

--- a/dossier-deets-apprentissage/word/09_Mobilite_internationale_des_apprentis.docx
+++ b/dossier-deets-apprentissage/word/09_Mobilite_internationale_des_apprentis.docx
@@ -4,29 +4,47 @@
   <w:body>
     <w:p>
       <w:pPr>
-        <w:spacing w:after="40"/>
-      </w:pPr>
-      <w:r>
-        <w:rPr>
-          <w:rFonts w:ascii="Montserrat" w:cs="Montserrat" w:eastAsia="Montserrat" w:hAnsi="Montserrat"/>
-          <w:b/>
-          <w:bCs/>
-          <w:color w:val="1B3A6B"/>
-          <w:sz w:val="40"/>
-          <w:szCs w:val="40"/>
-        </w:rPr>
-        <w:t xml:space="preserve">YEBA</w:t>
-      </w:r>
-      <w:r>
-        <w:rPr>
-          <w:rFonts w:ascii="Montserrat" w:cs="Montserrat" w:eastAsia="Montserrat" w:hAnsi="Montserrat"/>
-          <w:b/>
-          <w:bCs/>
-          <w:color w:val="C9AB4C"/>
-          <w:sz w:val="40"/>
-          <w:szCs w:val="40"/>
-        </w:rPr>
-        <w:t xml:space="preserve">  FORMATIONS</w:t>
+        <w:spacing w:after="80"/>
+      </w:pPr>
+      <w:r>
+        <w:drawing>
+          <wp:inline distT="0" distB="0" distL="0" distR="0">
+            <wp:extent cx="1143000" cy="971550"/>
+            <wp:effectExtent t="0" r="0" b="0" l="0"/>
+            <wp:docPr id="1" name="logo" descr="Logo YEBA FORMATIONS" title="Logo YEBA FORMATIONS"/>
+            <wp:cNvGraphicFramePr>
+              <a:graphicFrameLocks xmlns:a="http://schemas.openxmlformats.org/drawingml/2006/main" noChangeAspect="1"/>
+            </wp:cNvGraphicFramePr>
+            <a:graphic xmlns:a="http://schemas.openxmlformats.org/drawingml/2006/main">
+              <a:graphicData uri="http://schemas.openxmlformats.org/drawingml/2006/picture">
+                <pic:pic xmlns:pic="http://schemas.openxmlformats.org/drawingml/2006/picture">
+                  <pic:nvPicPr>
+                    <pic:cNvPr id="0" name="" descr=""/>
+                    <pic:cNvPicPr>
+                      <a:picLocks noChangeAspect="1" noChangeArrowheads="1"/>
+                    </pic:cNvPicPr>
+                  </pic:nvPicPr>
+                  <pic:blipFill>
+                    <a:blip r:embed="rId9" cstate="none"/>
+                    <a:srcRect/>
+                    <a:stretch>
+                      <a:fillRect/>
+                    </a:stretch>
+                  </pic:blipFill>
+                  <pic:spPr bwMode="auto">
+                    <a:xfrm>
+                      <a:off x="0" y="0"/>
+                      <a:ext cx="1143000" cy="971550"/>
+                    </a:xfrm>
+                    <a:prstGeom prst="rect">
+                      <a:avLst/>
+                    </a:prstGeom>
+                  </pic:spPr>
+                </pic:pic>
+              </a:graphicData>
+            </a:graphic>
+          </wp:inline>
+        </w:drawing>
       </w:r>
     </w:p>
     <w:p>
@@ -512,7 +530,7 @@
               <w:rPr>
                 <w:rFonts w:ascii="Inter" w:cs="Inter" w:eastAsia="Inter" w:hAnsi="Inter"/>
               </w:rPr>
-              <w:t xml:space="preserve">Aurélien LUMEKA, Directeur</w:t>
+              <w:t xml:space="preserve">Aurélien LUMEKA, Directeur — +262 693 32 24 45 — yebaformations@gmail.com</w:t>
             </w:r>
           </w:p>
         </w:tc>
@@ -565,7 +583,7 @@
               <w:rPr>
                 <w:rFonts w:ascii="Inter" w:cs="Inter" w:eastAsia="Inter" w:hAnsi="Inter"/>
               </w:rPr>
-              <w:t xml:space="preserve">Version 2 du 28/10/2026</w:t>
+              <w:t xml:space="preserve">Version 3 du 30/10/2026</w:t>
             </w:r>
           </w:p>
         </w:tc>

--- a/dossier-deets-apprentissage/word/09_Mobilite_internationale_des_apprentis.docx
+++ b/dossier-deets-apprentissage/word/09_Mobilite_internationale_des_apprentis.docx
@@ -455,7 +455,7 @@
               <w:rPr>
                 <w:rFonts w:ascii="Inter" w:cs="Inter" w:eastAsia="Inter" w:hAnsi="Inter"/>
               </w:rPr>
-              <w:t xml:space="preserve">Certification Qualiopi</w:t>
+              <w:t xml:space="preserve">Adresse administrative (courrier)</w:t>
             </w:r>
           </w:p>
         </w:tc>
@@ -473,13 +473,13 @@
           <w:p>
             <w:pPr>
               <w:spacing w:after="40"/>
-              <w:jc w:val="both"/>
-            </w:pPr>
-            <w:r>
-              <w:rPr>
-                <w:rFonts w:ascii="Inter" w:cs="Inter" w:eastAsia="Inter" w:hAnsi="Inter"/>
-              </w:rPr>
-              <w:t xml:space="preserve">n° 25FOR02027.1 (actions de formation). Extension à la catégorie « actions de formation par apprentissage » engagée : l’audit d’extension sera réalisé dès l’entrée en formation du premier apprenti (courriel de l’organisme certificateur du 14/10/2026).</w:t>
+              <w:jc w:val="left"/>
+            </w:pPr>
+            <w:r>
+              <w:rPr>
+                <w:rFonts w:ascii="Inter" w:cs="Inter" w:eastAsia="Inter" w:hAnsi="Inter"/>
+              </w:rPr>
+              <w:t xml:space="preserve">9 rue Françoise Châtelain, Bâtiment A, Entrée 1, Porte 0042, 97490 Saint-Denis</w:t>
             </w:r>
           </w:p>
         </w:tc>
@@ -507,7 +507,7 @@
               <w:rPr>
                 <w:rFonts w:ascii="Inter" w:cs="Inter" w:eastAsia="Inter" w:hAnsi="Inter"/>
               </w:rPr>
-              <w:t xml:space="preserve">Responsable</w:t>
+              <w:t xml:space="preserve">Certification Qualiopi</w:t>
             </w:r>
           </w:p>
         </w:tc>
@@ -524,13 +524,27 @@
           <w:p>
             <w:pPr>
               <w:spacing w:after="40"/>
-              <w:jc w:val="left"/>
-            </w:pPr>
-            <w:r>
-              <w:rPr>
-                <w:rFonts w:ascii="Inter" w:cs="Inter" w:eastAsia="Inter" w:hAnsi="Inter"/>
-              </w:rPr>
-              <w:t xml:space="preserve">Aurélien LUMEKA, Directeur — +262 693 32 24 45 — yebaformations@gmail.com</w:t>
+              <w:jc w:val="both"/>
+            </w:pPr>
+            <w:r>
+              <w:rPr>
+                <w:rFonts w:ascii="Inter" w:cs="Inter" w:eastAsia="Inter" w:hAnsi="Inter"/>
+              </w:rPr>
+              <w:t xml:space="preserve">n° 25FOR02027.1, délivrée par QUALITIA Certification, valable du 17/02/2026 au 16/02/2029. Catégories certifiées (art. L.6313-1 du Code du travail) : actions de formation, bilans de compétences, actions de validation des acquis de l’expérience et </w:t>
+            </w:r>
+            <w:r>
+              <w:rPr>
+                <w:rFonts w:ascii="Inter" w:cs="Inter" w:eastAsia="Inter" w:hAnsi="Inter"/>
+                <w:b/>
+                <w:bCs/>
+              </w:rPr>
+              <w:t xml:space="preserve">actions de formation par apprentissage</w:t>
+            </w:r>
+            <w:r>
+              <w:rPr>
+                <w:rFonts w:ascii="Inter" w:cs="Inter" w:eastAsia="Inter" w:hAnsi="Inter"/>
+              </w:rPr>
+              <w:t xml:space="preserve">.</w:t>
             </w:r>
           </w:p>
         </w:tc>
@@ -559,7 +573,7 @@
               <w:rPr>
                 <w:rFonts w:ascii="Inter" w:cs="Inter" w:eastAsia="Inter" w:hAnsi="Inter"/>
               </w:rPr>
-              <w:t xml:space="preserve">Version</w:t>
+              <w:t xml:space="preserve">Responsable</w:t>
             </w:r>
           </w:p>
         </w:tc>
@@ -583,7 +597,58 @@
               <w:rPr>
                 <w:rFonts w:ascii="Inter" w:cs="Inter" w:eastAsia="Inter" w:hAnsi="Inter"/>
               </w:rPr>
-              <w:t xml:space="preserve">Version 3 du 30/10/2026</w:t>
+              <w:t xml:space="preserve">Aurélien LUMEKA, Directeur — +262 693 32 24 45 — yebaformations@gmail.com</w:t>
+            </w:r>
+          </w:p>
+        </w:tc>
+      </w:tr>
+      <w:tr>
+        <w:trPr>
+          <w:cantSplit/>
+        </w:trPr>
+        <w:tc>
+          <w:tcPr>
+            <w:tcW w:type="dxa" w:w="2600"/>
+            <w:tcMar>
+              <w:top w:type="dxa" w:w="60"/>
+              <w:left w:type="dxa" w:w="90"/>
+              <w:bottom w:type="dxa" w:w="60"/>
+              <w:right w:type="dxa" w:w="90"/>
+            </w:tcMar>
+          </w:tcPr>
+          <w:p>
+            <w:pPr>
+              <w:spacing w:after="40"/>
+              <w:jc w:val="left"/>
+            </w:pPr>
+            <w:r>
+              <w:rPr>
+                <w:rFonts w:ascii="Inter" w:cs="Inter" w:eastAsia="Inter" w:hAnsi="Inter"/>
+              </w:rPr>
+              <w:t xml:space="preserve">Version</w:t>
+            </w:r>
+          </w:p>
+        </w:tc>
+        <w:tc>
+          <w:tcPr>
+            <w:tcW w:type="dxa" w:w="7038"/>
+            <w:tcMar>
+              <w:top w:type="dxa" w:w="60"/>
+              <w:left w:type="dxa" w:w="90"/>
+              <w:bottom w:type="dxa" w:w="60"/>
+              <w:right w:type="dxa" w:w="90"/>
+            </w:tcMar>
+          </w:tcPr>
+          <w:p>
+            <w:pPr>
+              <w:spacing w:after="40"/>
+              <w:jc w:val="left"/>
+            </w:pPr>
+            <w:r>
+              <w:rPr>
+                <w:rFonts w:ascii="Inter" w:cs="Inter" w:eastAsia="Inter" w:hAnsi="Inter"/>
+              </w:rPr>
+              <w:t xml:space="preserve">Version 4 du 30/10/2026</w:t>
             </w:r>
           </w:p>
         </w:tc>
